--- a/cortexskills/deliverables/CortexSkills_Conformance_Report.docx
+++ b/cortexskills/deliverables/CortexSkills_Conformance_Report.docx
@@ -142,7 +142,7 @@
           <w:sz w:val="20"/>
           <w:szCs w:val="20"/>
         </w:rPr>
-        <w:t>Version 1.10.0 · 2026-10-06</w:t>
+        <w:t>Version 1.10.0 · 2026-10-07</w:t>
       </w:r>
     </w:p>
     <w:p>
@@ -159,7 +159,7 @@
           <w:sz w:val="20"/>
           <w:szCs w:val="20"/>
         </w:rPr>
-        <w:t>Prepared by POWERACT Consulting</w:t>
+        <w:t>Prepared by POWERACT Consulting for AI Value</w:t>
       </w:r>
     </w:p>
     <w:p>
@@ -227,7 +227,7 @@
             </w:rPr>
             <w:fldChar w:fldCharType="separate"/>
           </w:r>
-          <w:hyperlink w:anchor="__RefHeading___Toc2320_2696492659">
+          <w:hyperlink w:anchor="__RefHeading___Toc166813_2904896170">
             <w:r>
               <w:rPr>
                 <w:rStyle w:val="IndexLink"/>
@@ -247,7 +247,7 @@
             </w:tabs>
             <w:rPr/>
           </w:pPr>
-          <w:hyperlink w:anchor="__RefHeading___Toc2322_2696492659">
+          <w:hyperlink w:anchor="__RefHeading___Toc166815_2904896170">
             <w:r>
               <w:rPr>
                 <w:rStyle w:val="IndexLink"/>
@@ -267,7 +267,7 @@
             </w:tabs>
             <w:rPr/>
           </w:pPr>
-          <w:hyperlink w:anchor="__RefHeading___Toc2324_2696492659">
+          <w:hyperlink w:anchor="__RefHeading___Toc166817_2904896170">
             <w:r>
               <w:rPr>
                 <w:rStyle w:val="IndexLink"/>
@@ -287,7 +287,7 @@
             </w:tabs>
             <w:rPr/>
           </w:pPr>
-          <w:hyperlink w:anchor="__RefHeading___Toc2326_2696492659">
+          <w:hyperlink w:anchor="__RefHeading___Toc166819_2904896170">
             <w:r>
               <w:rPr>
                 <w:rStyle w:val="IndexLink"/>
@@ -307,7 +307,7 @@
             </w:tabs>
             <w:rPr/>
           </w:pPr>
-          <w:hyperlink w:anchor="__RefHeading___Toc2328_2696492659">
+          <w:hyperlink w:anchor="__RefHeading___Toc166821_2904896170">
             <w:r>
               <w:rPr>
                 <w:rStyle w:val="IndexLink"/>
@@ -327,7 +327,7 @@
             </w:tabs>
             <w:rPr/>
           </w:pPr>
-          <w:hyperlink w:anchor="__RefHeading___Toc2330_2696492659">
+          <w:hyperlink w:anchor="__RefHeading___Toc166823_2904896170">
             <w:r>
               <w:rPr>
                 <w:rStyle w:val="IndexLink"/>
@@ -347,7 +347,7 @@
             </w:tabs>
             <w:rPr/>
           </w:pPr>
-          <w:hyperlink w:anchor="__RefHeading___Toc2332_2696492659">
+          <w:hyperlink w:anchor="__RefHeading___Toc166825_2904896170">
             <w:r>
               <w:rPr>
                 <w:rStyle w:val="IndexLink"/>
@@ -367,7 +367,7 @@
             </w:tabs>
             <w:rPr/>
           </w:pPr>
-          <w:hyperlink w:anchor="__RefHeading___Toc2334_2696492659">
+          <w:hyperlink w:anchor="__RefHeading___Toc166827_2904896170">
             <w:r>
               <w:rPr>
                 <w:rStyle w:val="IndexLink"/>
@@ -387,7 +387,7 @@
             </w:tabs>
             <w:rPr/>
           </w:pPr>
-          <w:hyperlink w:anchor="__RefHeading___Toc2336_2696492659">
+          <w:hyperlink w:anchor="__RefHeading___Toc166829_2904896170">
             <w:r>
               <w:rPr>
                 <w:rStyle w:val="IndexLink"/>
@@ -407,7 +407,7 @@
             </w:tabs>
             <w:rPr/>
           </w:pPr>
-          <w:hyperlink w:anchor="__RefHeading___Toc2338_2696492659">
+          <w:hyperlink w:anchor="__RefHeading___Toc166831_2904896170">
             <w:r>
               <w:rPr>
                 <w:rStyle w:val="IndexLink"/>
@@ -427,7 +427,7 @@
             </w:tabs>
             <w:rPr/>
           </w:pPr>
-          <w:hyperlink w:anchor="__RefHeading___Toc2340_2696492659">
+          <w:hyperlink w:anchor="__RefHeading___Toc166833_2904896170">
             <w:r>
               <w:rPr>
                 <w:rStyle w:val="IndexLink"/>
@@ -447,7 +447,7 @@
             </w:tabs>
             <w:rPr/>
           </w:pPr>
-          <w:hyperlink w:anchor="__RefHeading___Toc2342_2696492659">
+          <w:hyperlink w:anchor="__RefHeading___Toc166835_2904896170">
             <w:r>
               <w:rPr>
                 <w:rStyle w:val="IndexLink"/>
@@ -467,7 +467,7 @@
             </w:tabs>
             <w:rPr/>
           </w:pPr>
-          <w:hyperlink w:anchor="__RefHeading___Toc2344_2696492659">
+          <w:hyperlink w:anchor="__RefHeading___Toc166837_2904896170">
             <w:r>
               <w:rPr>
                 <w:rStyle w:val="IndexLink"/>
@@ -487,7 +487,7 @@
             </w:tabs>
             <w:rPr/>
           </w:pPr>
-          <w:hyperlink w:anchor="__RefHeading___Toc2346_2696492659">
+          <w:hyperlink w:anchor="__RefHeading___Toc166839_2904896170">
             <w:r>
               <w:rPr>
                 <w:rStyle w:val="IndexLink"/>
@@ -507,7 +507,7 @@
             </w:tabs>
             <w:rPr/>
           </w:pPr>
-          <w:hyperlink w:anchor="__RefHeading___Toc2348_2696492659">
+          <w:hyperlink w:anchor="__RefHeading___Toc166841_2904896170">
             <w:r>
               <w:rPr>
                 <w:rStyle w:val="IndexLink"/>
@@ -527,7 +527,7 @@
             </w:tabs>
             <w:rPr/>
           </w:pPr>
-          <w:hyperlink w:anchor="__RefHeading___Toc2350_2696492659">
+          <w:hyperlink w:anchor="__RefHeading___Toc166843_2904896170">
             <w:r>
               <w:rPr>
                 <w:rStyle w:val="IndexLink"/>
@@ -547,7 +547,7 @@
             </w:tabs>
             <w:rPr/>
           </w:pPr>
-          <w:hyperlink w:anchor="__RefHeading___Toc2352_2696492659">
+          <w:hyperlink w:anchor="__RefHeading___Toc166845_2904896170">
             <w:r>
               <w:rPr>
                 <w:rStyle w:val="IndexLink"/>
@@ -591,7 +591,7 @@
         <w:spacing w:before="0" w:after="200"/>
         <w:rPr/>
       </w:pPr>
-      <w:bookmarkStart w:id="0" w:name="__RefHeading___Toc2320_2696492659"/>
+      <w:bookmarkStart w:id="0" w:name="__RefHeading___Toc166813_2904896170"/>
       <w:bookmarkEnd w:id="0"/>
       <w:r>
         <w:rPr>
@@ -1447,7 +1447,7 @@
       <w:r>
         <w:br w:type="page"/>
       </w:r>
-      <w:bookmarkStart w:id="1" w:name="__RefHeading___Toc2322_2696492659"/>
+      <w:bookmarkStart w:id="1" w:name="__RefHeading___Toc166815_2904896170"/>
       <w:bookmarkEnd w:id="1"/>
       <w:r>
         <w:rPr>
@@ -4011,7 +4011,7 @@
       <w:r>
         <w:br w:type="page"/>
       </w:r>
-      <w:bookmarkStart w:id="2" w:name="__RefHeading___Toc2324_2696492659"/>
+      <w:bookmarkStart w:id="2" w:name="__RefHeading___Toc166817_2904896170"/>
       <w:bookmarkEnd w:id="2"/>
       <w:r>
         <w:rPr>
@@ -4032,7 +4032,7 @@
         <w:spacing w:before="280" w:after="120"/>
         <w:rPr/>
       </w:pPr>
-      <w:bookmarkStart w:id="3" w:name="__RefHeading___Toc2326_2696492659"/>
+      <w:bookmarkStart w:id="3" w:name="__RefHeading___Toc166819_2904896170"/>
       <w:bookmarkEnd w:id="3"/>
       <w:r>
         <w:rPr>
@@ -4592,7 +4592,7 @@
         <w:spacing w:before="280" w:after="120"/>
         <w:rPr/>
       </w:pPr>
-      <w:bookmarkStart w:id="4" w:name="__RefHeading___Toc2328_2696492659"/>
+      <w:bookmarkStart w:id="4" w:name="__RefHeading___Toc166821_2904896170"/>
       <w:bookmarkEnd w:id="4"/>
       <w:r>
         <w:rPr>
@@ -6671,7 +6671,7 @@
         <w:spacing w:before="280" w:after="120"/>
         <w:rPr/>
       </w:pPr>
-      <w:bookmarkStart w:id="5" w:name="__RefHeading___Toc2330_2696492659"/>
+      <w:bookmarkStart w:id="5" w:name="__RefHeading___Toc166823_2904896170"/>
       <w:bookmarkEnd w:id="5"/>
       <w:r>
         <w:rPr>
@@ -7799,7 +7799,7 @@
         <w:spacing w:before="280" w:after="120"/>
         <w:rPr/>
       </w:pPr>
-      <w:bookmarkStart w:id="6" w:name="__RefHeading___Toc2332_2696492659"/>
+      <w:bookmarkStart w:id="6" w:name="__RefHeading___Toc166825_2904896170"/>
       <w:bookmarkEnd w:id="6"/>
       <w:r>
         <w:rPr>
@@ -11562,7 +11562,7 @@
         <w:spacing w:before="280" w:after="120"/>
         <w:rPr/>
       </w:pPr>
-      <w:bookmarkStart w:id="7" w:name="__RefHeading___Toc2334_2696492659"/>
+      <w:bookmarkStart w:id="7" w:name="__RefHeading___Toc166827_2904896170"/>
       <w:bookmarkEnd w:id="7"/>
       <w:r>
         <w:rPr>
@@ -11873,7 +11873,7 @@
         <w:spacing w:before="280" w:after="120"/>
         <w:rPr/>
       </w:pPr>
-      <w:bookmarkStart w:id="8" w:name="__RefHeading___Toc2336_2696492659"/>
+      <w:bookmarkStart w:id="8" w:name="__RefHeading___Toc166829_2904896170"/>
       <w:bookmarkEnd w:id="8"/>
       <w:r>
         <w:rPr>
@@ -12368,7 +12368,7 @@
         <w:spacing w:before="280" w:after="120"/>
         <w:rPr/>
       </w:pPr>
-      <w:bookmarkStart w:id="9" w:name="__RefHeading___Toc2338_2696492659"/>
+      <w:bookmarkStart w:id="9" w:name="__RefHeading___Toc166831_2904896170"/>
       <w:bookmarkEnd w:id="9"/>
       <w:r>
         <w:rPr>
@@ -12406,7 +12406,7 @@
         <w:spacing w:before="280" w:after="120"/>
         <w:rPr/>
       </w:pPr>
-      <w:bookmarkStart w:id="10" w:name="__RefHeading___Toc2340_2696492659"/>
+      <w:bookmarkStart w:id="10" w:name="__RefHeading___Toc166833_2904896170"/>
       <w:bookmarkEnd w:id="10"/>
       <w:r>
         <w:rPr>
@@ -12698,7 +12698,7 @@
         <w:spacing w:before="280" w:after="120"/>
         <w:rPr/>
       </w:pPr>
-      <w:bookmarkStart w:id="11" w:name="__RefHeading___Toc2342_2696492659"/>
+      <w:bookmarkStart w:id="11" w:name="__RefHeading___Toc166835_2904896170"/>
       <w:bookmarkEnd w:id="11"/>
       <w:r>
         <w:rPr>
@@ -12736,7 +12736,7 @@
         <w:spacing w:before="280" w:after="120"/>
         <w:rPr/>
       </w:pPr>
-      <w:bookmarkStart w:id="12" w:name="__RefHeading___Toc2344_2696492659"/>
+      <w:bookmarkStart w:id="12" w:name="__RefHeading___Toc166837_2904896170"/>
       <w:bookmarkEnd w:id="12"/>
       <w:r>
         <w:rPr>
@@ -12774,7 +12774,7 @@
         <w:spacing w:before="280" w:after="120"/>
         <w:rPr/>
       </w:pPr>
-      <w:bookmarkStart w:id="13" w:name="__RefHeading___Toc2346_2696492659"/>
+      <w:bookmarkStart w:id="13" w:name="__RefHeading___Toc166839_2904896170"/>
       <w:bookmarkEnd w:id="13"/>
       <w:r>
         <w:rPr>
@@ -12817,7 +12817,7 @@
         <w:spacing w:before="0" w:after="200"/>
         <w:rPr/>
       </w:pPr>
-      <w:bookmarkStart w:id="14" w:name="__RefHeading___Toc2348_2696492659"/>
+      <w:bookmarkStart w:id="14" w:name="__RefHeading___Toc166841_2904896170"/>
       <w:bookmarkEnd w:id="14"/>
       <w:r>
         <w:rPr>
@@ -12845,7 +12845,7 @@
           <w:sz w:val="24"/>
           <w:szCs w:val="24"/>
         </w:rPr>
-        <w:t>The application follows the SRS v1.10 design tokens with the values of the POWERACT Graphical Chart (account instructions). Where the two differ, the chart wins and the divergence is recorded here.</w:t>
+        <w:t>The application and every document it generates follow the AI Value Graphical Chart 1.2 as restated in SRS v1.10 Appendix J. The design tokens (web/src/styles/tokens.css) carry the Appendix J values unchanged, and the server exporters read the same palette from server/src/services/brand.js.</w:t>
       </w:r>
     </w:p>
     <w:tbl>
@@ -12862,9 +12862,9 @@
         </w:tblCellMar>
       </w:tblPr>
       <w:tblGrid>
-        <w:gridCol w:w="2999"/>
-        <w:gridCol w:w="2901"/>
-        <w:gridCol w:w="3846"/>
+        <w:gridCol w:w="2699"/>
+        <w:gridCol w:w="3600"/>
+        <w:gridCol w:w="3447"/>
       </w:tblGrid>
       <w:tr>
         <w:trPr>
@@ -12873,7 +12873,7 @@
         </w:trPr>
         <w:tc>
           <w:tcPr>
-            <w:tcW w:w="2999" w:type="dxa"/>
+            <w:tcW w:w="2699" w:type="dxa"/>
             <w:tcBorders>
               <w:top w:val="single" w:sz="4" w:space="0" w:color="E3E3E4"/>
               <w:left w:val="single" w:sz="4" w:space="0" w:color="E3E3E4"/>
@@ -12903,7 +12903,7 @@
         </w:tc>
         <w:tc>
           <w:tcPr>
-            <w:tcW w:w="2901" w:type="dxa"/>
+            <w:tcW w:w="3600" w:type="dxa"/>
             <w:tcBorders>
               <w:top w:val="single" w:sz="4" w:space="0" w:color="E3E3E4"/>
               <w:left w:val="single" w:sz="4" w:space="0" w:color="E3E3E4"/>
@@ -12933,7 +12933,7 @@
         </w:tc>
         <w:tc>
           <w:tcPr>
-            <w:tcW w:w="3846" w:type="dxa"/>
+            <w:tcW w:w="3447" w:type="dxa"/>
             <w:tcBorders>
               <w:top w:val="single" w:sz="4" w:space="0" w:color="E3E3E4"/>
               <w:left w:val="single" w:sz="4" w:space="0" w:color="E3E3E4"/>
@@ -12957,7 +12957,7 @@
                 <w:sz w:val="19"/>
                 <w:szCs w:val="19"/>
               </w:rPr>
-              <w:t>Reason</w:t>
+              <w:t>Where</w:t>
             </w:r>
           </w:p>
         </w:tc>
@@ -12968,91 +12968,91 @@
         </w:trPr>
         <w:tc>
           <w:tcPr>
-            <w:tcW w:w="2999" w:type="dxa"/>
-            <w:tcBorders>
-              <w:top w:val="single" w:sz="4" w:space="0" w:color="E3E3E4"/>
-              <w:left w:val="single" w:sz="4" w:space="0" w:color="E3E3E4"/>
-              <w:bottom w:val="single" w:sz="4" w:space="0" w:color="E3E3E4"/>
-              <w:right w:val="single" w:sz="4" w:space="0" w:color="E3E3E4"/>
-            </w:tcBorders>
-            <w:shd w:color="auto" w:fill="FFFFFF" w:val="clear"/>
-          </w:tcPr>
-          <w:p>
-            <w:pPr>
-              <w:pStyle w:val="Normal"/>
-              <w:spacing w:before="0" w:after="20"/>
-              <w:rPr/>
-            </w:pPr>
-            <w:r>
-              <w:rPr>
-                <w:rFonts w:eastAsia="Times New Roman" w:cs="Times New Roman"/>
-                <w:b w:val="false"/>
-                <w:bCs w:val="false"/>
-                <w:color w:val="58595B"/>
-                <w:sz w:val="19"/>
-                <w:szCs w:val="19"/>
-              </w:rPr>
-              <w:t>--aiv-azure (accent)</w:t>
-            </w:r>
-          </w:p>
-        </w:tc>
-        <w:tc>
-          <w:tcPr>
-            <w:tcW w:w="2901" w:type="dxa"/>
-            <w:tcBorders>
-              <w:top w:val="single" w:sz="4" w:space="0" w:color="E3E3E4"/>
-              <w:left w:val="single" w:sz="4" w:space="0" w:color="E3E3E4"/>
-              <w:bottom w:val="single" w:sz="4" w:space="0" w:color="E3E3E4"/>
-              <w:right w:val="single" w:sz="4" w:space="0" w:color="E3E3E4"/>
-            </w:tcBorders>
-            <w:shd w:color="auto" w:fill="FFFFFF" w:val="clear"/>
-          </w:tcPr>
-          <w:p>
-            <w:pPr>
-              <w:pStyle w:val="Normal"/>
-              <w:spacing w:before="0" w:after="20"/>
-              <w:rPr/>
-            </w:pPr>
-            <w:r>
-              <w:rPr>
-                <w:rFonts w:eastAsia="Times New Roman" w:cs="Times New Roman"/>
-                <w:b w:val="false"/>
-                <w:bCs w:val="false"/>
-                <w:color w:val="58595B"/>
-                <w:sz w:val="19"/>
-                <w:szCs w:val="19"/>
-              </w:rPr>
-              <w:t>#F8931D (Orange)</w:t>
-            </w:r>
-          </w:p>
-        </w:tc>
-        <w:tc>
-          <w:tcPr>
-            <w:tcW w:w="3846" w:type="dxa"/>
-            <w:tcBorders>
-              <w:top w:val="single" w:sz="4" w:space="0" w:color="E3E3E4"/>
-              <w:left w:val="single" w:sz="4" w:space="0" w:color="E3E3E4"/>
-              <w:bottom w:val="single" w:sz="4" w:space="0" w:color="E3E3E4"/>
-              <w:right w:val="single" w:sz="4" w:space="0" w:color="E3E3E4"/>
-            </w:tcBorders>
-            <w:shd w:color="auto" w:fill="FFFFFF" w:val="clear"/>
-          </w:tcPr>
-          <w:p>
-            <w:pPr>
-              <w:pStyle w:val="Normal"/>
-              <w:spacing w:before="0" w:after="20"/>
-              <w:rPr/>
-            </w:pPr>
-            <w:r>
-              <w:rPr>
-                <w:rFonts w:eastAsia="Times New Roman" w:cs="Times New Roman"/>
-                <w:b w:val="false"/>
-                <w:bCs w:val="false"/>
-                <w:color w:val="58595B"/>
-                <w:sz w:val="19"/>
-                <w:szCs w:val="19"/>
-              </w:rPr>
-              <w:t>Primary accent of the Graphical Chart</w:t>
+            <w:tcW w:w="2699" w:type="dxa"/>
+            <w:tcBorders>
+              <w:top w:val="single" w:sz="4" w:space="0" w:color="E3E3E4"/>
+              <w:left w:val="single" w:sz="4" w:space="0" w:color="E3E3E4"/>
+              <w:bottom w:val="single" w:sz="4" w:space="0" w:color="E3E3E4"/>
+              <w:right w:val="single" w:sz="4" w:space="0" w:color="E3E3E4"/>
+            </w:tcBorders>
+            <w:shd w:color="auto" w:fill="FFFFFF" w:val="clear"/>
+          </w:tcPr>
+          <w:p>
+            <w:pPr>
+              <w:pStyle w:val="Normal"/>
+              <w:spacing w:before="0" w:after="20"/>
+              <w:rPr/>
+            </w:pPr>
+            <w:r>
+              <w:rPr>
+                <w:rFonts w:eastAsia="Times New Roman" w:cs="Times New Roman"/>
+                <w:b w:val="false"/>
+                <w:bCs w:val="false"/>
+                <w:color w:val="58595B"/>
+                <w:sz w:val="19"/>
+                <w:szCs w:val="19"/>
+              </w:rPr>
+              <w:t>--aiv-navy / navy-dark</w:t>
+            </w:r>
+          </w:p>
+        </w:tc>
+        <w:tc>
+          <w:tcPr>
+            <w:tcW w:w="3600" w:type="dxa"/>
+            <w:tcBorders>
+              <w:top w:val="single" w:sz="4" w:space="0" w:color="E3E3E4"/>
+              <w:left w:val="single" w:sz="4" w:space="0" w:color="E3E3E4"/>
+              <w:bottom w:val="single" w:sz="4" w:space="0" w:color="E3E3E4"/>
+              <w:right w:val="single" w:sz="4" w:space="0" w:color="E3E3E4"/>
+            </w:tcBorders>
+            <w:shd w:color="auto" w:fill="FFFFFF" w:val="clear"/>
+          </w:tcPr>
+          <w:p>
+            <w:pPr>
+              <w:pStyle w:val="Normal"/>
+              <w:spacing w:before="0" w:after="20"/>
+              <w:rPr/>
+            </w:pPr>
+            <w:r>
+              <w:rPr>
+                <w:rFonts w:eastAsia="Times New Roman" w:cs="Times New Roman"/>
+                <w:b w:val="false"/>
+                <w:bCs w:val="false"/>
+                <w:color w:val="58595B"/>
+                <w:sz w:val="19"/>
+                <w:szCs w:val="19"/>
+              </w:rPr>
+              <w:t>#123A5F / #0D2A47</w:t>
+            </w:r>
+          </w:p>
+        </w:tc>
+        <w:tc>
+          <w:tcPr>
+            <w:tcW w:w="3447" w:type="dxa"/>
+            <w:tcBorders>
+              <w:top w:val="single" w:sz="4" w:space="0" w:color="E3E3E4"/>
+              <w:left w:val="single" w:sz="4" w:space="0" w:color="E3E3E4"/>
+              <w:bottom w:val="single" w:sz="4" w:space="0" w:color="E3E3E4"/>
+              <w:right w:val="single" w:sz="4" w:space="0" w:color="E3E3E4"/>
+            </w:tcBorders>
+            <w:shd w:color="auto" w:fill="FFFFFF" w:val="clear"/>
+          </w:tcPr>
+          <w:p>
+            <w:pPr>
+              <w:pStyle w:val="Normal"/>
+              <w:spacing w:before="0" w:after="20"/>
+              <w:rPr/>
+            </w:pPr>
+            <w:r>
+              <w:rPr>
+                <w:rFonts w:eastAsia="Times New Roman" w:cs="Times New Roman"/>
+                <w:b w:val="false"/>
+                <w:bCs w:val="false"/>
+                <w:color w:val="58595B"/>
+                <w:sz w:val="19"/>
+                <w:szCs w:val="19"/>
+              </w:rPr>
+              <w:t>Titles, headings, eyebrow labels, table headers, hover state of primary buttons</w:t>
             </w:r>
           </w:p>
         </w:tc>
@@ -13063,91 +13063,91 @@
         </w:trPr>
         <w:tc>
           <w:tcPr>
-            <w:tcW w:w="2999" w:type="dxa"/>
-            <w:tcBorders>
-              <w:top w:val="single" w:sz="4" w:space="0" w:color="E3E3E4"/>
-              <w:left w:val="single" w:sz="4" w:space="0" w:color="E3E3E4"/>
-              <w:bottom w:val="single" w:sz="4" w:space="0" w:color="E3E3E4"/>
-              <w:right w:val="single" w:sz="4" w:space="0" w:color="E3E3E4"/>
-            </w:tcBorders>
-            <w:shd w:color="auto" w:fill="F2F2F3" w:val="clear"/>
-          </w:tcPr>
-          <w:p>
-            <w:pPr>
-              <w:pStyle w:val="Normal"/>
-              <w:spacing w:before="0" w:after="20"/>
-              <w:rPr/>
-            </w:pPr>
-            <w:r>
-              <w:rPr>
-                <w:rFonts w:eastAsia="Times New Roman" w:cs="Times New Roman"/>
-                <w:b w:val="false"/>
-                <w:bCs w:val="false"/>
-                <w:color w:val="58595B"/>
-                <w:sz w:val="19"/>
-                <w:szCs w:val="19"/>
-              </w:rPr>
-              <w:t>--aiv-azure-deep</w:t>
-            </w:r>
-          </w:p>
-        </w:tc>
-        <w:tc>
-          <w:tcPr>
-            <w:tcW w:w="2901" w:type="dxa"/>
-            <w:tcBorders>
-              <w:top w:val="single" w:sz="4" w:space="0" w:color="E3E3E4"/>
-              <w:left w:val="single" w:sz="4" w:space="0" w:color="E3E3E4"/>
-              <w:bottom w:val="single" w:sz="4" w:space="0" w:color="E3E3E4"/>
-              <w:right w:val="single" w:sz="4" w:space="0" w:color="E3E3E4"/>
-            </w:tcBorders>
-            <w:shd w:color="auto" w:fill="F2F2F3" w:val="clear"/>
-          </w:tcPr>
-          <w:p>
-            <w:pPr>
-              <w:pStyle w:val="Normal"/>
-              <w:spacing w:before="0" w:after="20"/>
-              <w:rPr/>
-            </w:pPr>
-            <w:r>
-              <w:rPr>
-                <w:rFonts w:eastAsia="Times New Roman" w:cs="Times New Roman"/>
-                <w:b w:val="false"/>
-                <w:bCs w:val="false"/>
-                <w:color w:val="58595B"/>
-                <w:sz w:val="19"/>
-                <w:szCs w:val="19"/>
-              </w:rPr>
-              <w:t>#E07B00 (Orange Deep)</w:t>
-            </w:r>
-          </w:p>
-        </w:tc>
-        <w:tc>
-          <w:tcPr>
-            <w:tcW w:w="3846" w:type="dxa"/>
-            <w:tcBorders>
-              <w:top w:val="single" w:sz="4" w:space="0" w:color="E3E3E4"/>
-              <w:left w:val="single" w:sz="4" w:space="0" w:color="E3E3E4"/>
-              <w:bottom w:val="single" w:sz="4" w:space="0" w:color="E3E3E4"/>
-              <w:right w:val="single" w:sz="4" w:space="0" w:color="E3E3E4"/>
-            </w:tcBorders>
-            <w:shd w:color="auto" w:fill="F2F2F3" w:val="clear"/>
-          </w:tcPr>
-          <w:p>
-            <w:pPr>
-              <w:pStyle w:val="Normal"/>
-              <w:spacing w:before="0" w:after="20"/>
-              <w:rPr/>
-            </w:pPr>
-            <w:r>
-              <w:rPr>
-                <w:rFonts w:eastAsia="Times New Roman" w:cs="Times New Roman"/>
-                <w:b w:val="false"/>
-                <w:bCs w:val="false"/>
-                <w:color w:val="58595B"/>
-                <w:sz w:val="19"/>
-                <w:szCs w:val="19"/>
-              </w:rPr>
-              <w:t>Headings accents and key numbers</w:t>
+            <w:tcW w:w="2699" w:type="dxa"/>
+            <w:tcBorders>
+              <w:top w:val="single" w:sz="4" w:space="0" w:color="E3E3E4"/>
+              <w:left w:val="single" w:sz="4" w:space="0" w:color="E3E3E4"/>
+              <w:bottom w:val="single" w:sz="4" w:space="0" w:color="E3E3E4"/>
+              <w:right w:val="single" w:sz="4" w:space="0" w:color="E3E3E4"/>
+            </w:tcBorders>
+            <w:shd w:color="auto" w:fill="F2F2F3" w:val="clear"/>
+          </w:tcPr>
+          <w:p>
+            <w:pPr>
+              <w:pStyle w:val="Normal"/>
+              <w:spacing w:before="0" w:after="20"/>
+              <w:rPr/>
+            </w:pPr>
+            <w:r>
+              <w:rPr>
+                <w:rFonts w:eastAsia="Times New Roman" w:cs="Times New Roman"/>
+                <w:b w:val="false"/>
+                <w:bCs w:val="false"/>
+                <w:color w:val="58595B"/>
+                <w:sz w:val="19"/>
+                <w:szCs w:val="19"/>
+              </w:rPr>
+              <w:t>--aiv-azure</w:t>
+            </w:r>
+          </w:p>
+        </w:tc>
+        <w:tc>
+          <w:tcPr>
+            <w:tcW w:w="3600" w:type="dxa"/>
+            <w:tcBorders>
+              <w:top w:val="single" w:sz="4" w:space="0" w:color="E3E3E4"/>
+              <w:left w:val="single" w:sz="4" w:space="0" w:color="E3E3E4"/>
+              <w:bottom w:val="single" w:sz="4" w:space="0" w:color="E3E3E4"/>
+              <w:right w:val="single" w:sz="4" w:space="0" w:color="E3E3E4"/>
+            </w:tcBorders>
+            <w:shd w:color="auto" w:fill="F2F2F3" w:val="clear"/>
+          </w:tcPr>
+          <w:p>
+            <w:pPr>
+              <w:pStyle w:val="Normal"/>
+              <w:spacing w:before="0" w:after="20"/>
+              <w:rPr/>
+            </w:pPr>
+            <w:r>
+              <w:rPr>
+                <w:rFonts w:eastAsia="Times New Roman" w:cs="Times New Roman"/>
+                <w:b w:val="false"/>
+                <w:bCs w:val="false"/>
+                <w:color w:val="58595B"/>
+                <w:sz w:val="19"/>
+                <w:szCs w:val="19"/>
+              </w:rPr>
+              <w:t>#1876C6</w:t>
+            </w:r>
+          </w:p>
+        </w:tc>
+        <w:tc>
+          <w:tcPr>
+            <w:tcW w:w="3447" w:type="dxa"/>
+            <w:tcBorders>
+              <w:top w:val="single" w:sz="4" w:space="0" w:color="E3E3E4"/>
+              <w:left w:val="single" w:sz="4" w:space="0" w:color="E3E3E4"/>
+              <w:bottom w:val="single" w:sz="4" w:space="0" w:color="E3E3E4"/>
+              <w:right w:val="single" w:sz="4" w:space="0" w:color="E3E3E4"/>
+            </w:tcBorders>
+            <w:shd w:color="auto" w:fill="F2F2F3" w:val="clear"/>
+          </w:tcPr>
+          <w:p>
+            <w:pPr>
+              <w:pStyle w:val="Normal"/>
+              <w:spacing w:before="0" w:after="20"/>
+              <w:rPr/>
+            </w:pPr>
+            <w:r>
+              <w:rPr>
+                <w:rFonts w:eastAsia="Times New Roman" w:cs="Times New Roman"/>
+                <w:b w:val="false"/>
+                <w:bCs w:val="false"/>
+                <w:color w:val="58595B"/>
+                <w:sz w:val="19"/>
+                <w:szCs w:val="19"/>
+              </w:rPr>
+              <w:t>Primary buttons, links underline, selected tabs, check boxes, focus ring (35 %)</w:t>
             </w:r>
           </w:p>
         </w:tc>
@@ -13158,91 +13158,91 @@
         </w:trPr>
         <w:tc>
           <w:tcPr>
-            <w:tcW w:w="2999" w:type="dxa"/>
-            <w:tcBorders>
-              <w:top w:val="single" w:sz="4" w:space="0" w:color="E3E3E4"/>
-              <w:left w:val="single" w:sz="4" w:space="0" w:color="E3E3E4"/>
-              <w:bottom w:val="single" w:sz="4" w:space="0" w:color="E3E3E4"/>
-              <w:right w:val="single" w:sz="4" w:space="0" w:color="E3E3E4"/>
-            </w:tcBorders>
-            <w:shd w:color="auto" w:fill="FFFFFF" w:val="clear"/>
-          </w:tcPr>
-          <w:p>
-            <w:pPr>
-              <w:pStyle w:val="Normal"/>
-              <w:spacing w:before="0" w:after="20"/>
-              <w:rPr/>
-            </w:pPr>
-            <w:r>
-              <w:rPr>
-                <w:rFonts w:eastAsia="Times New Roman" w:cs="Times New Roman"/>
-                <w:b w:val="false"/>
-                <w:bCs w:val="false"/>
-                <w:color w:val="58595B"/>
-                <w:sz w:val="19"/>
-                <w:szCs w:val="19"/>
-              </w:rPr>
-              <w:t>--aiv-navy / ink</w:t>
-            </w:r>
-          </w:p>
-        </w:tc>
-        <w:tc>
-          <w:tcPr>
-            <w:tcW w:w="2901" w:type="dxa"/>
-            <w:tcBorders>
-              <w:top w:val="single" w:sz="4" w:space="0" w:color="E3E3E4"/>
-              <w:left w:val="single" w:sz="4" w:space="0" w:color="E3E3E4"/>
-              <w:bottom w:val="single" w:sz="4" w:space="0" w:color="E3E3E4"/>
-              <w:right w:val="single" w:sz="4" w:space="0" w:color="E3E3E4"/>
-            </w:tcBorders>
-            <w:shd w:color="auto" w:fill="FFFFFF" w:val="clear"/>
-          </w:tcPr>
-          <w:p>
-            <w:pPr>
-              <w:pStyle w:val="Normal"/>
-              <w:spacing w:before="0" w:after="20"/>
-              <w:rPr/>
-            </w:pPr>
-            <w:r>
-              <w:rPr>
-                <w:rFonts w:eastAsia="Times New Roman" w:cs="Times New Roman"/>
-                <w:b w:val="false"/>
-                <w:bCs w:val="false"/>
-                <w:color w:val="58595B"/>
-                <w:sz w:val="19"/>
-                <w:szCs w:val="19"/>
-              </w:rPr>
-              <w:t>#3A3A3C / #58595B</w:t>
-            </w:r>
-          </w:p>
-        </w:tc>
-        <w:tc>
-          <w:tcPr>
-            <w:tcW w:w="3846" w:type="dxa"/>
-            <w:tcBorders>
-              <w:top w:val="single" w:sz="4" w:space="0" w:color="E3E3E4"/>
-              <w:left w:val="single" w:sz="4" w:space="0" w:color="E3E3E4"/>
-              <w:bottom w:val="single" w:sz="4" w:space="0" w:color="E3E3E4"/>
-              <w:right w:val="single" w:sz="4" w:space="0" w:color="E3E3E4"/>
-            </w:tcBorders>
-            <w:shd w:color="auto" w:fill="FFFFFF" w:val="clear"/>
-          </w:tcPr>
-          <w:p>
-            <w:pPr>
-              <w:pStyle w:val="Normal"/>
-              <w:spacing w:before="0" w:after="20"/>
-              <w:rPr/>
-            </w:pPr>
-            <w:r>
-              <w:rPr>
-                <w:rFonts w:eastAsia="Times New Roman" w:cs="Times New Roman"/>
-                <w:b w:val="false"/>
-                <w:bCs w:val="false"/>
-                <w:color w:val="58595B"/>
-                <w:sz w:val="19"/>
-                <w:szCs w:val="19"/>
-              </w:rPr>
-              <w:t>Titles and body text in charcoal grey, never black</w:t>
+            <w:tcW w:w="2699" w:type="dxa"/>
+            <w:tcBorders>
+              <w:top w:val="single" w:sz="4" w:space="0" w:color="E3E3E4"/>
+              <w:left w:val="single" w:sz="4" w:space="0" w:color="E3E3E4"/>
+              <w:bottom w:val="single" w:sz="4" w:space="0" w:color="E3E3E4"/>
+              <w:right w:val="single" w:sz="4" w:space="0" w:color="E3E3E4"/>
+            </w:tcBorders>
+            <w:shd w:color="auto" w:fill="FFFFFF" w:val="clear"/>
+          </w:tcPr>
+          <w:p>
+            <w:pPr>
+              <w:pStyle w:val="Normal"/>
+              <w:spacing w:before="0" w:after="20"/>
+              <w:rPr/>
+            </w:pPr>
+            <w:r>
+              <w:rPr>
+                <w:rFonts w:eastAsia="Times New Roman" w:cs="Times New Roman"/>
+                <w:b w:val="false"/>
+                <w:bCs w:val="false"/>
+                <w:color w:val="58595B"/>
+                <w:sz w:val="19"/>
+                <w:szCs w:val="19"/>
+              </w:rPr>
+              <w:t>--aiv-green / teal</w:t>
+            </w:r>
+          </w:p>
+        </w:tc>
+        <w:tc>
+          <w:tcPr>
+            <w:tcW w:w="3600" w:type="dxa"/>
+            <w:tcBorders>
+              <w:top w:val="single" w:sz="4" w:space="0" w:color="E3E3E4"/>
+              <w:left w:val="single" w:sz="4" w:space="0" w:color="E3E3E4"/>
+              <w:bottom w:val="single" w:sz="4" w:space="0" w:color="E3E3E4"/>
+              <w:right w:val="single" w:sz="4" w:space="0" w:color="E3E3E4"/>
+            </w:tcBorders>
+            <w:shd w:color="auto" w:fill="FFFFFF" w:val="clear"/>
+          </w:tcPr>
+          <w:p>
+            <w:pPr>
+              <w:pStyle w:val="Normal"/>
+              <w:spacing w:before="0" w:after="20"/>
+              <w:rPr/>
+            </w:pPr>
+            <w:r>
+              <w:rPr>
+                <w:rFonts w:eastAsia="Times New Roman" w:cs="Times New Roman"/>
+                <w:b w:val="false"/>
+                <w:bCs w:val="false"/>
+                <w:color w:val="58595B"/>
+                <w:sz w:val="19"/>
+                <w:szCs w:val="19"/>
+              </w:rPr>
+              <w:t>#28C87C / #17A2B8</w:t>
+            </w:r>
+          </w:p>
+        </w:tc>
+        <w:tc>
+          <w:tcPr>
+            <w:tcW w:w="3447" w:type="dxa"/>
+            <w:tcBorders>
+              <w:top w:val="single" w:sz="4" w:space="0" w:color="E3E3E4"/>
+              <w:left w:val="single" w:sz="4" w:space="0" w:color="E3E3E4"/>
+              <w:bottom w:val="single" w:sz="4" w:space="0" w:color="E3E3E4"/>
+              <w:right w:val="single" w:sz="4" w:space="0" w:color="E3E3E4"/>
+            </w:tcBorders>
+            <w:shd w:color="auto" w:fill="FFFFFF" w:val="clear"/>
+          </w:tcPr>
+          <w:p>
+            <w:pPr>
+              <w:pStyle w:val="Normal"/>
+              <w:spacing w:before="0" w:after="20"/>
+              <w:rPr/>
+            </w:pPr>
+            <w:r>
+              <w:rPr>
+                <w:rFonts w:eastAsia="Times New Roman" w:cs="Times New Roman"/>
+                <w:b w:val="false"/>
+                <w:bCs w:val="false"/>
+                <w:color w:val="58595B"/>
+                <w:sz w:val="19"/>
+                <w:szCs w:val="19"/>
+              </w:rPr>
+              <w:t>Toggles when on, success, chart series; never small text</w:t>
             </w:r>
           </w:p>
         </w:tc>
@@ -13253,91 +13253,91 @@
         </w:trPr>
         <w:tc>
           <w:tcPr>
-            <w:tcW w:w="2999" w:type="dxa"/>
-            <w:tcBorders>
-              <w:top w:val="single" w:sz="4" w:space="0" w:color="E3E3E4"/>
-              <w:left w:val="single" w:sz="4" w:space="0" w:color="E3E3E4"/>
-              <w:bottom w:val="single" w:sz="4" w:space="0" w:color="E3E3E4"/>
-              <w:right w:val="single" w:sz="4" w:space="0" w:color="E3E3E4"/>
-            </w:tcBorders>
-            <w:shd w:color="auto" w:fill="F2F2F3" w:val="clear"/>
-          </w:tcPr>
-          <w:p>
-            <w:pPr>
-              <w:pStyle w:val="Normal"/>
-              <w:spacing w:before="0" w:after="20"/>
-              <w:rPr/>
-            </w:pPr>
-            <w:r>
-              <w:rPr>
-                <w:rFonts w:eastAsia="Times New Roman" w:cs="Times New Roman"/>
-                <w:b w:val="false"/>
-                <w:bCs w:val="false"/>
-                <w:color w:val="58595B"/>
-                <w:sz w:val="19"/>
-                <w:szCs w:val="19"/>
-              </w:rPr>
-              <w:t>--aiv-teal / green (chart series)</w:t>
-            </w:r>
-          </w:p>
-        </w:tc>
-        <w:tc>
-          <w:tcPr>
-            <w:tcW w:w="2901" w:type="dxa"/>
-            <w:tcBorders>
-              <w:top w:val="single" w:sz="4" w:space="0" w:color="E3E3E4"/>
-              <w:left w:val="single" w:sz="4" w:space="0" w:color="E3E3E4"/>
-              <w:bottom w:val="single" w:sz="4" w:space="0" w:color="E3E3E4"/>
-              <w:right w:val="single" w:sz="4" w:space="0" w:color="E3E3E4"/>
-            </w:tcBorders>
-            <w:shd w:color="auto" w:fill="F2F2F3" w:val="clear"/>
-          </w:tcPr>
-          <w:p>
-            <w:pPr>
-              <w:pStyle w:val="Normal"/>
-              <w:spacing w:before="0" w:after="20"/>
-              <w:rPr/>
-            </w:pPr>
-            <w:r>
-              <w:rPr>
-                <w:rFonts w:eastAsia="Times New Roman" w:cs="Times New Roman"/>
-                <w:b w:val="false"/>
-                <w:bCs w:val="false"/>
-                <w:color w:val="58595B"/>
-                <w:sz w:val="19"/>
-                <w:szCs w:val="19"/>
-              </w:rPr>
-              <w:t>#3A6EA5 / #5AA469</w:t>
-            </w:r>
-          </w:p>
-        </w:tc>
-        <w:tc>
-          <w:tcPr>
-            <w:tcW w:w="3846" w:type="dxa"/>
-            <w:tcBorders>
-              <w:top w:val="single" w:sz="4" w:space="0" w:color="E3E3E4"/>
-              <w:left w:val="single" w:sz="4" w:space="0" w:color="E3E3E4"/>
-              <w:bottom w:val="single" w:sz="4" w:space="0" w:color="E3E3E4"/>
-              <w:right w:val="single" w:sz="4" w:space="0" w:color="E3E3E4"/>
-            </w:tcBorders>
-            <w:shd w:color="auto" w:fill="F2F2F3" w:val="clear"/>
-          </w:tcPr>
-          <w:p>
-            <w:pPr>
-              <w:pStyle w:val="Normal"/>
-              <w:spacing w:before="0" w:after="20"/>
-              <w:rPr/>
-            </w:pPr>
-            <w:r>
-              <w:rPr>
-                <w:rFonts w:eastAsia="Times New Roman" w:cs="Times New Roman"/>
-                <w:b w:val="false"/>
-                <w:bCs w:val="false"/>
-                <w:color w:val="58595B"/>
-                <w:sz w:val="19"/>
-                <w:szCs w:val="19"/>
-              </w:rPr>
-              <w:t>Muted overlay series of the chart</w:t>
+            <w:tcW w:w="2699" w:type="dxa"/>
+            <w:tcBorders>
+              <w:top w:val="single" w:sz="4" w:space="0" w:color="E3E3E4"/>
+              <w:left w:val="single" w:sz="4" w:space="0" w:color="E3E3E4"/>
+              <w:bottom w:val="single" w:sz="4" w:space="0" w:color="E3E3E4"/>
+              <w:right w:val="single" w:sz="4" w:space="0" w:color="E3E3E4"/>
+            </w:tcBorders>
+            <w:shd w:color="auto" w:fill="F2F2F3" w:val="clear"/>
+          </w:tcPr>
+          <w:p>
+            <w:pPr>
+              <w:pStyle w:val="Normal"/>
+              <w:spacing w:before="0" w:after="20"/>
+              <w:rPr/>
+            </w:pPr>
+            <w:r>
+              <w:rPr>
+                <w:rFonts w:eastAsia="Times New Roman" w:cs="Times New Roman"/>
+                <w:b w:val="false"/>
+                <w:bCs w:val="false"/>
+                <w:color w:val="58595B"/>
+                <w:sz w:val="19"/>
+                <w:szCs w:val="19"/>
+              </w:rPr>
+              <w:t>--aiv-ink / muted</w:t>
+            </w:r>
+          </w:p>
+        </w:tc>
+        <w:tc>
+          <w:tcPr>
+            <w:tcW w:w="3600" w:type="dxa"/>
+            <w:tcBorders>
+              <w:top w:val="single" w:sz="4" w:space="0" w:color="E3E3E4"/>
+              <w:left w:val="single" w:sz="4" w:space="0" w:color="E3E3E4"/>
+              <w:bottom w:val="single" w:sz="4" w:space="0" w:color="E3E3E4"/>
+              <w:right w:val="single" w:sz="4" w:space="0" w:color="E3E3E4"/>
+            </w:tcBorders>
+            <w:shd w:color="auto" w:fill="F2F2F3" w:val="clear"/>
+          </w:tcPr>
+          <w:p>
+            <w:pPr>
+              <w:pStyle w:val="Normal"/>
+              <w:spacing w:before="0" w:after="20"/>
+              <w:rPr/>
+            </w:pPr>
+            <w:r>
+              <w:rPr>
+                <w:rFonts w:eastAsia="Times New Roman" w:cs="Times New Roman"/>
+                <w:b w:val="false"/>
+                <w:bCs w:val="false"/>
+                <w:color w:val="58595B"/>
+                <w:sz w:val="19"/>
+                <w:szCs w:val="19"/>
+              </w:rPr>
+              <w:t>#2C3E50 / #5A6B7B</w:t>
+            </w:r>
+          </w:p>
+        </w:tc>
+        <w:tc>
+          <w:tcPr>
+            <w:tcW w:w="3447" w:type="dxa"/>
+            <w:tcBorders>
+              <w:top w:val="single" w:sz="4" w:space="0" w:color="E3E3E4"/>
+              <w:left w:val="single" w:sz="4" w:space="0" w:color="E3E3E4"/>
+              <w:bottom w:val="single" w:sz="4" w:space="0" w:color="E3E3E4"/>
+              <w:right w:val="single" w:sz="4" w:space="0" w:color="E3E3E4"/>
+            </w:tcBorders>
+            <w:shd w:color="auto" w:fill="F2F2F3" w:val="clear"/>
+          </w:tcPr>
+          <w:p>
+            <w:pPr>
+              <w:pStyle w:val="Normal"/>
+              <w:spacing w:before="0" w:after="20"/>
+              <w:rPr/>
+            </w:pPr>
+            <w:r>
+              <w:rPr>
+                <w:rFonts w:eastAsia="Times New Roman" w:cs="Times New Roman"/>
+                <w:b w:val="false"/>
+                <w:bCs w:val="false"/>
+                <w:color w:val="58595B"/>
+                <w:sz w:val="19"/>
+                <w:szCs w:val="19"/>
+              </w:rPr>
+              <w:t>Body text and secondary text</w:t>
             </w:r>
           </w:p>
         </w:tc>
@@ -13348,91 +13348,91 @@
         </w:trPr>
         <w:tc>
           <w:tcPr>
-            <w:tcW w:w="2999" w:type="dxa"/>
-            <w:tcBorders>
-              <w:top w:val="single" w:sz="4" w:space="0" w:color="E3E3E4"/>
-              <w:left w:val="single" w:sz="4" w:space="0" w:color="E3E3E4"/>
-              <w:bottom w:val="single" w:sz="4" w:space="0" w:color="E3E3E4"/>
-              <w:right w:val="single" w:sz="4" w:space="0" w:color="E3E3E4"/>
-            </w:tcBorders>
-            <w:shd w:color="auto" w:fill="FFFFFF" w:val="clear"/>
-          </w:tcPr>
-          <w:p>
-            <w:pPr>
-              <w:pStyle w:val="Normal"/>
-              <w:spacing w:before="0" w:after="20"/>
-              <w:rPr/>
-            </w:pPr>
-            <w:r>
-              <w:rPr>
-                <w:rFonts w:eastAsia="Times New Roman" w:cs="Times New Roman"/>
-                <w:b w:val="false"/>
-                <w:bCs w:val="false"/>
-                <w:color w:val="58595B"/>
-                <w:sz w:val="19"/>
-                <w:szCs w:val="19"/>
-              </w:rPr>
-              <w:t>Status scale</w:t>
-            </w:r>
-          </w:p>
-        </w:tc>
-        <w:tc>
-          <w:tcPr>
-            <w:tcW w:w="2901" w:type="dxa"/>
-            <w:tcBorders>
-              <w:top w:val="single" w:sz="4" w:space="0" w:color="E3E3E4"/>
-              <w:left w:val="single" w:sz="4" w:space="0" w:color="E3E3E4"/>
-              <w:bottom w:val="single" w:sz="4" w:space="0" w:color="E3E3E4"/>
-              <w:right w:val="single" w:sz="4" w:space="0" w:color="E3E3E4"/>
-            </w:tcBorders>
-            <w:shd w:color="auto" w:fill="FFFFFF" w:val="clear"/>
-          </w:tcPr>
-          <w:p>
-            <w:pPr>
-              <w:pStyle w:val="Normal"/>
-              <w:spacing w:before="0" w:after="20"/>
-              <w:rPr/>
-            </w:pPr>
-            <w:r>
-              <w:rPr>
-                <w:rFonts w:eastAsia="Times New Roman" w:cs="Times New Roman"/>
-                <w:b w:val="false"/>
-                <w:bCs w:val="false"/>
-                <w:color w:val="58595B"/>
-                <w:sz w:val="19"/>
-                <w:szCs w:val="19"/>
-              </w:rPr>
-              <w:t>#F4C7C3 → #B6D7A8</w:t>
-            </w:r>
-          </w:p>
-        </w:tc>
-        <w:tc>
-          <w:tcPr>
-            <w:tcW w:w="3846" w:type="dxa"/>
-            <w:tcBorders>
-              <w:top w:val="single" w:sz="4" w:space="0" w:color="E3E3E4"/>
-              <w:left w:val="single" w:sz="4" w:space="0" w:color="E3E3E4"/>
-              <w:bottom w:val="single" w:sz="4" w:space="0" w:color="E3E3E4"/>
-              <w:right w:val="single" w:sz="4" w:space="0" w:color="E3E3E4"/>
-            </w:tcBorders>
-            <w:shd w:color="auto" w:fill="FFFFFF" w:val="clear"/>
-          </w:tcPr>
-          <w:p>
-            <w:pPr>
-              <w:pStyle w:val="Normal"/>
-              <w:spacing w:before="0" w:after="20"/>
-              <w:rPr/>
-            </w:pPr>
-            <w:r>
-              <w:rPr>
-                <w:rFonts w:eastAsia="Times New Roman" w:cs="Times New Roman"/>
-                <w:b w:val="false"/>
-                <w:bCs w:val="false"/>
-                <w:color w:val="58595B"/>
-                <w:sz w:val="19"/>
-                <w:szCs w:val="19"/>
-              </w:rPr>
-              <w:t>Semantic red-to-green scale of the chart</w:t>
+            <w:tcW w:w="2699" w:type="dxa"/>
+            <w:tcBorders>
+              <w:top w:val="single" w:sz="4" w:space="0" w:color="E3E3E4"/>
+              <w:left w:val="single" w:sz="4" w:space="0" w:color="E3E3E4"/>
+              <w:bottom w:val="single" w:sz="4" w:space="0" w:color="E3E3E4"/>
+              <w:right w:val="single" w:sz="4" w:space="0" w:color="E3E3E4"/>
+            </w:tcBorders>
+            <w:shd w:color="auto" w:fill="FFFFFF" w:val="clear"/>
+          </w:tcPr>
+          <w:p>
+            <w:pPr>
+              <w:pStyle w:val="Normal"/>
+              <w:spacing w:before="0" w:after="20"/>
+              <w:rPr/>
+            </w:pPr>
+            <w:r>
+              <w:rPr>
+                <w:rFonts w:eastAsia="Times New Roman" w:cs="Times New Roman"/>
+                <w:b w:val="false"/>
+                <w:bCs w:val="false"/>
+                <w:color w:val="58595B"/>
+                <w:sz w:val="19"/>
+                <w:szCs w:val="19"/>
+              </w:rPr>
+              <w:t>--aiv-bg / line</w:t>
+            </w:r>
+          </w:p>
+        </w:tc>
+        <w:tc>
+          <w:tcPr>
+            <w:tcW w:w="3600" w:type="dxa"/>
+            <w:tcBorders>
+              <w:top w:val="single" w:sz="4" w:space="0" w:color="E3E3E4"/>
+              <w:left w:val="single" w:sz="4" w:space="0" w:color="E3E3E4"/>
+              <w:bottom w:val="single" w:sz="4" w:space="0" w:color="E3E3E4"/>
+              <w:right w:val="single" w:sz="4" w:space="0" w:color="E3E3E4"/>
+            </w:tcBorders>
+            <w:shd w:color="auto" w:fill="FFFFFF" w:val="clear"/>
+          </w:tcPr>
+          <w:p>
+            <w:pPr>
+              <w:pStyle w:val="Normal"/>
+              <w:spacing w:before="0" w:after="20"/>
+              <w:rPr/>
+            </w:pPr>
+            <w:r>
+              <w:rPr>
+                <w:rFonts w:eastAsia="Times New Roman" w:cs="Times New Roman"/>
+                <w:b w:val="false"/>
+                <w:bCs w:val="false"/>
+                <w:color w:val="58595B"/>
+                <w:sz w:val="19"/>
+                <w:szCs w:val="19"/>
+              </w:rPr>
+              <w:t>#F5F8FB / #E1E8F0</w:t>
+            </w:r>
+          </w:p>
+        </w:tc>
+        <w:tc>
+          <w:tcPr>
+            <w:tcW w:w="3447" w:type="dxa"/>
+            <w:tcBorders>
+              <w:top w:val="single" w:sz="4" w:space="0" w:color="E3E3E4"/>
+              <w:left w:val="single" w:sz="4" w:space="0" w:color="E3E3E4"/>
+              <w:bottom w:val="single" w:sz="4" w:space="0" w:color="E3E3E4"/>
+              <w:right w:val="single" w:sz="4" w:space="0" w:color="E3E3E4"/>
+            </w:tcBorders>
+            <w:shd w:color="auto" w:fill="FFFFFF" w:val="clear"/>
+          </w:tcPr>
+          <w:p>
+            <w:pPr>
+              <w:pStyle w:val="Normal"/>
+              <w:spacing w:before="0" w:after="20"/>
+              <w:rPr/>
+            </w:pPr>
+            <w:r>
+              <w:rPr>
+                <w:rFonts w:eastAsia="Times New Roman" w:cs="Times New Roman"/>
+                <w:b w:val="false"/>
+                <w:bCs w:val="false"/>
+                <w:color w:val="58595B"/>
+                <w:sz w:val="19"/>
+                <w:szCs w:val="19"/>
+              </w:rPr>
+              <w:t>Page background, alternate table rows, borders and grid lines</w:t>
             </w:r>
           </w:p>
         </w:tc>
@@ -13443,91 +13443,91 @@
         </w:trPr>
         <w:tc>
           <w:tcPr>
-            <w:tcW w:w="2999" w:type="dxa"/>
-            <w:tcBorders>
-              <w:top w:val="single" w:sz="4" w:space="0" w:color="E3E3E4"/>
-              <w:left w:val="single" w:sz="4" w:space="0" w:color="E3E3E4"/>
-              <w:bottom w:val="single" w:sz="4" w:space="0" w:color="E3E3E4"/>
-              <w:right w:val="single" w:sz="4" w:space="0" w:color="E3E3E4"/>
-            </w:tcBorders>
-            <w:shd w:color="auto" w:fill="F2F2F3" w:val="clear"/>
-          </w:tcPr>
-          <w:p>
-            <w:pPr>
-              <w:pStyle w:val="Normal"/>
-              <w:spacing w:before="0" w:after="20"/>
-              <w:rPr/>
-            </w:pPr>
-            <w:r>
-              <w:rPr>
-                <w:rFonts w:eastAsia="Times New Roman" w:cs="Times New Roman"/>
-                <w:b w:val="false"/>
-                <w:bCs w:val="false"/>
-                <w:color w:val="58595B"/>
-                <w:sz w:val="19"/>
-                <w:szCs w:val="19"/>
-              </w:rPr>
-              <w:t>Table header</w:t>
-            </w:r>
-          </w:p>
-        </w:tc>
-        <w:tc>
-          <w:tcPr>
-            <w:tcW w:w="2901" w:type="dxa"/>
-            <w:tcBorders>
-              <w:top w:val="single" w:sz="4" w:space="0" w:color="E3E3E4"/>
-              <w:left w:val="single" w:sz="4" w:space="0" w:color="E3E3E4"/>
-              <w:bottom w:val="single" w:sz="4" w:space="0" w:color="E3E3E4"/>
-              <w:right w:val="single" w:sz="4" w:space="0" w:color="E3E3E4"/>
-            </w:tcBorders>
-            <w:shd w:color="auto" w:fill="F2F2F3" w:val="clear"/>
-          </w:tcPr>
-          <w:p>
-            <w:pPr>
-              <w:pStyle w:val="Normal"/>
-              <w:spacing w:before="0" w:after="20"/>
-              <w:rPr/>
-            </w:pPr>
-            <w:r>
-              <w:rPr>
-                <w:rFonts w:eastAsia="Times New Roman" w:cs="Times New Roman"/>
-                <w:b w:val="false"/>
-                <w:bCs w:val="false"/>
-                <w:color w:val="58595B"/>
-                <w:sz w:val="19"/>
-                <w:szCs w:val="19"/>
-              </w:rPr>
-              <w:t>Orange fill, bold white text</w:t>
-            </w:r>
-          </w:p>
-        </w:tc>
-        <w:tc>
-          <w:tcPr>
-            <w:tcW w:w="3846" w:type="dxa"/>
-            <w:tcBorders>
-              <w:top w:val="single" w:sz="4" w:space="0" w:color="E3E3E4"/>
-              <w:left w:val="single" w:sz="4" w:space="0" w:color="E3E3E4"/>
-              <w:bottom w:val="single" w:sz="4" w:space="0" w:color="E3E3E4"/>
-              <w:right w:val="single" w:sz="4" w:space="0" w:color="E3E3E4"/>
-            </w:tcBorders>
-            <w:shd w:color="auto" w:fill="F2F2F3" w:val="clear"/>
-          </w:tcPr>
-          <w:p>
-            <w:pPr>
-              <w:pStyle w:val="Normal"/>
-              <w:spacing w:before="0" w:after="20"/>
-              <w:rPr/>
-            </w:pPr>
-            <w:r>
-              <w:rPr>
-                <w:rFonts w:eastAsia="Times New Roman" w:cs="Times New Roman"/>
-                <w:b w:val="false"/>
-                <w:bCs w:val="false"/>
-                <w:color w:val="58595B"/>
-                <w:sz w:val="19"/>
-                <w:szCs w:val="19"/>
-              </w:rPr>
-              <w:t>Chart rule for tables (white on orange accepted for bold headers)</w:t>
+            <w:tcW w:w="2699" w:type="dxa"/>
+            <w:tcBorders>
+              <w:top w:val="single" w:sz="4" w:space="0" w:color="E3E3E4"/>
+              <w:left w:val="single" w:sz="4" w:space="0" w:color="E3E3E4"/>
+              <w:bottom w:val="single" w:sz="4" w:space="0" w:color="E3E3E4"/>
+              <w:right w:val="single" w:sz="4" w:space="0" w:color="E3E3E4"/>
+            </w:tcBorders>
+            <w:shd w:color="auto" w:fill="F2F2F3" w:val="clear"/>
+          </w:tcPr>
+          <w:p>
+            <w:pPr>
+              <w:pStyle w:val="Normal"/>
+              <w:spacing w:before="0" w:after="20"/>
+              <w:rPr/>
+            </w:pPr>
+            <w:r>
+              <w:rPr>
+                <w:rFonts w:eastAsia="Times New Roman" w:cs="Times New Roman"/>
+                <w:b w:val="false"/>
+                <w:bCs w:val="false"/>
+                <w:color w:val="58595B"/>
+                <w:sz w:val="19"/>
+                <w:szCs w:val="19"/>
+              </w:rPr>
+              <w:t>Gradient Azure → Teal → Green</w:t>
+            </w:r>
+          </w:p>
+        </w:tc>
+        <w:tc>
+          <w:tcPr>
+            <w:tcW w:w="3600" w:type="dxa"/>
+            <w:tcBorders>
+              <w:top w:val="single" w:sz="4" w:space="0" w:color="E3E3E4"/>
+              <w:left w:val="single" w:sz="4" w:space="0" w:color="E3E3E4"/>
+              <w:bottom w:val="single" w:sz="4" w:space="0" w:color="E3E3E4"/>
+              <w:right w:val="single" w:sz="4" w:space="0" w:color="E3E3E4"/>
+            </w:tcBorders>
+            <w:shd w:color="auto" w:fill="F2F2F3" w:val="clear"/>
+          </w:tcPr>
+          <w:p>
+            <w:pPr>
+              <w:pStyle w:val="Normal"/>
+              <w:spacing w:before="0" w:after="20"/>
+              <w:rPr/>
+            </w:pPr>
+            <w:r>
+              <w:rPr>
+                <w:rFonts w:eastAsia="Times New Roman" w:cs="Times New Roman"/>
+                <w:b w:val="false"/>
+                <w:bCs w:val="false"/>
+                <w:color w:val="58595B"/>
+                <w:sz w:val="19"/>
+                <w:szCs w:val="19"/>
+              </w:rPr>
+              <w:t>Logo swoosh; one cover band per generated document</w:t>
+            </w:r>
+          </w:p>
+        </w:tc>
+        <w:tc>
+          <w:tcPr>
+            <w:tcW w:w="3447" w:type="dxa"/>
+            <w:tcBorders>
+              <w:top w:val="single" w:sz="4" w:space="0" w:color="E3E3E4"/>
+              <w:left w:val="single" w:sz="4" w:space="0" w:color="E3E3E4"/>
+              <w:bottom w:val="single" w:sz="4" w:space="0" w:color="E3E3E4"/>
+              <w:right w:val="single" w:sz="4" w:space="0" w:color="E3E3E4"/>
+            </w:tcBorders>
+            <w:shd w:color="auto" w:fill="F2F2F3" w:val="clear"/>
+          </w:tcPr>
+          <w:p>
+            <w:pPr>
+              <w:pStyle w:val="Normal"/>
+              <w:spacing w:before="0" w:after="20"/>
+              <w:rPr/>
+            </w:pPr>
+            <w:r>
+              <w:rPr>
+                <w:rFonts w:eastAsia="Times New Roman" w:cs="Times New Roman"/>
+                <w:b w:val="false"/>
+                <w:bCs w:val="false"/>
+                <w:color w:val="58595B"/>
+                <w:sz w:val="19"/>
+                <w:szCs w:val="19"/>
+              </w:rPr>
+              <w:t>Never on data or text</w:t>
             </w:r>
           </w:p>
         </w:tc>
@@ -13538,91 +13538,91 @@
         </w:trPr>
         <w:tc>
           <w:tcPr>
-            <w:tcW w:w="2999" w:type="dxa"/>
-            <w:tcBorders>
-              <w:top w:val="single" w:sz="4" w:space="0" w:color="E3E3E4"/>
-              <w:left w:val="single" w:sz="4" w:space="0" w:color="E3E3E4"/>
-              <w:bottom w:val="single" w:sz="4" w:space="0" w:color="E3E3E4"/>
-              <w:right w:val="single" w:sz="4" w:space="0" w:color="E3E3E4"/>
-            </w:tcBorders>
-            <w:shd w:color="auto" w:fill="FFFFFF" w:val="clear"/>
-          </w:tcPr>
-          <w:p>
-            <w:pPr>
-              <w:pStyle w:val="Normal"/>
-              <w:spacing w:before="0" w:after="20"/>
-              <w:rPr/>
-            </w:pPr>
-            <w:r>
-              <w:rPr>
-                <w:rFonts w:eastAsia="Times New Roman" w:cs="Times New Roman"/>
-                <w:b w:val="false"/>
-                <w:bCs w:val="false"/>
-                <w:color w:val="58595B"/>
-                <w:sz w:val="19"/>
-                <w:szCs w:val="19"/>
-              </w:rPr>
-              <w:t>Primary button</w:t>
-            </w:r>
-          </w:p>
-        </w:tc>
-        <w:tc>
-          <w:tcPr>
-            <w:tcW w:w="2901" w:type="dxa"/>
-            <w:tcBorders>
-              <w:top w:val="single" w:sz="4" w:space="0" w:color="E3E3E4"/>
-              <w:left w:val="single" w:sz="4" w:space="0" w:color="E3E3E4"/>
-              <w:bottom w:val="single" w:sz="4" w:space="0" w:color="E3E3E4"/>
-              <w:right w:val="single" w:sz="4" w:space="0" w:color="E3E3E4"/>
-            </w:tcBorders>
-            <w:shd w:color="auto" w:fill="FFFFFF" w:val="clear"/>
-          </w:tcPr>
-          <w:p>
-            <w:pPr>
-              <w:pStyle w:val="Normal"/>
-              <w:spacing w:before="0" w:after="20"/>
-              <w:rPr/>
-            </w:pPr>
-            <w:r>
-              <w:rPr>
-                <w:rFonts w:eastAsia="Times New Roman" w:cs="Times New Roman"/>
-                <w:b w:val="false"/>
-                <w:bCs w:val="false"/>
-                <w:color w:val="58595B"/>
-                <w:sz w:val="19"/>
-                <w:szCs w:val="19"/>
-              </w:rPr>
-              <w:t>White text on orange</w:t>
-            </w:r>
-          </w:p>
-        </w:tc>
-        <w:tc>
-          <w:tcPr>
-            <w:tcW w:w="3846" w:type="dxa"/>
-            <w:tcBorders>
-              <w:top w:val="single" w:sz="4" w:space="0" w:color="E3E3E4"/>
-              <w:left w:val="single" w:sz="4" w:space="0" w:color="E3E3E4"/>
-              <w:bottom w:val="single" w:sz="4" w:space="0" w:color="E3E3E4"/>
-              <w:right w:val="single" w:sz="4" w:space="0" w:color="E3E3E4"/>
-            </w:tcBorders>
-            <w:shd w:color="auto" w:fill="FFFFFF" w:val="clear"/>
-          </w:tcPr>
-          <w:p>
-            <w:pPr>
-              <w:pStyle w:val="Normal"/>
-              <w:spacing w:before="0" w:after="20"/>
-              <w:rPr/>
-            </w:pPr>
-            <w:r>
-              <w:rPr>
-                <w:rFonts w:eastAsia="Times New Roman" w:cs="Times New Roman"/>
-                <w:b w:val="false"/>
-                <w:bCs w:val="false"/>
-                <w:color w:val="58595B"/>
-                <w:sz w:val="19"/>
-                <w:szCs w:val="19"/>
-              </w:rPr>
-              <w:t>Chart rule for primary buttons</w:t>
+            <w:tcW w:w="2699" w:type="dxa"/>
+            <w:tcBorders>
+              <w:top w:val="single" w:sz="4" w:space="0" w:color="E3E3E4"/>
+              <w:left w:val="single" w:sz="4" w:space="0" w:color="E3E3E4"/>
+              <w:bottom w:val="single" w:sz="4" w:space="0" w:color="E3E3E4"/>
+              <w:right w:val="single" w:sz="4" w:space="0" w:color="E3E3E4"/>
+            </w:tcBorders>
+            <w:shd w:color="auto" w:fill="FFFFFF" w:val="clear"/>
+          </w:tcPr>
+          <w:p>
+            <w:pPr>
+              <w:pStyle w:val="Normal"/>
+              <w:spacing w:before="0" w:after="20"/>
+              <w:rPr/>
+            </w:pPr>
+            <w:r>
+              <w:rPr>
+                <w:rFonts w:eastAsia="Times New Roman" w:cs="Times New Roman"/>
+                <w:b w:val="false"/>
+                <w:bCs w:val="false"/>
+                <w:color w:val="58595B"/>
+                <w:sz w:val="19"/>
+                <w:szCs w:val="19"/>
+              </w:rPr>
+              <w:t>Status scale</w:t>
+            </w:r>
+          </w:p>
+        </w:tc>
+        <w:tc>
+          <w:tcPr>
+            <w:tcW w:w="3600" w:type="dxa"/>
+            <w:tcBorders>
+              <w:top w:val="single" w:sz="4" w:space="0" w:color="E3E3E4"/>
+              <w:left w:val="single" w:sz="4" w:space="0" w:color="E3E3E4"/>
+              <w:bottom w:val="single" w:sz="4" w:space="0" w:color="E3E3E4"/>
+              <w:right w:val="single" w:sz="4" w:space="0" w:color="E3E3E4"/>
+            </w:tcBorders>
+            <w:shd w:color="auto" w:fill="FFFFFF" w:val="clear"/>
+          </w:tcPr>
+          <w:p>
+            <w:pPr>
+              <w:pStyle w:val="Normal"/>
+              <w:spacing w:before="0" w:after="20"/>
+              <w:rPr/>
+            </w:pPr>
+            <w:r>
+              <w:rPr>
+                <w:rFonts w:eastAsia="Times New Roman" w:cs="Times New Roman"/>
+                <w:b w:val="false"/>
+                <w:bCs w:val="false"/>
+                <w:color w:val="58595B"/>
+                <w:sz w:val="19"/>
+                <w:szCs w:val="19"/>
+              </w:rPr>
+              <w:t>#F4C7C3 → #B6D7A8</w:t>
+            </w:r>
+          </w:p>
+        </w:tc>
+        <w:tc>
+          <w:tcPr>
+            <w:tcW w:w="3447" w:type="dxa"/>
+            <w:tcBorders>
+              <w:top w:val="single" w:sz="4" w:space="0" w:color="E3E3E4"/>
+              <w:left w:val="single" w:sz="4" w:space="0" w:color="E3E3E4"/>
+              <w:bottom w:val="single" w:sz="4" w:space="0" w:color="E3E3E4"/>
+              <w:right w:val="single" w:sz="4" w:space="0" w:color="E3E3E4"/>
+            </w:tcBorders>
+            <w:shd w:color="auto" w:fill="FFFFFF" w:val="clear"/>
+          </w:tcPr>
+          <w:p>
+            <w:pPr>
+              <w:pStyle w:val="Normal"/>
+              <w:spacing w:before="0" w:after="20"/>
+              <w:rPr/>
+            </w:pPr>
+            <w:r>
+              <w:rPr>
+                <w:rFonts w:eastAsia="Times New Roman" w:cs="Times New Roman"/>
+                <w:b w:val="false"/>
+                <w:bCs w:val="false"/>
+                <w:color w:val="58595B"/>
+                <w:sz w:val="19"/>
+                <w:szCs w:val="19"/>
+              </w:rPr>
+              <w:t>Scores, RAG health and heatmaps only</w:t>
             </w:r>
           </w:p>
         </w:tc>
@@ -13633,91 +13633,91 @@
         </w:trPr>
         <w:tc>
           <w:tcPr>
-            <w:tcW w:w="2999" w:type="dxa"/>
-            <w:tcBorders>
-              <w:top w:val="single" w:sz="4" w:space="0" w:color="E3E3E4"/>
-              <w:left w:val="single" w:sz="4" w:space="0" w:color="E3E3E4"/>
-              <w:bottom w:val="single" w:sz="4" w:space="0" w:color="E3E3E4"/>
-              <w:right w:val="single" w:sz="4" w:space="0" w:color="E3E3E4"/>
-            </w:tcBorders>
-            <w:shd w:color="auto" w:fill="F2F2F3" w:val="clear"/>
-          </w:tcPr>
-          <w:p>
-            <w:pPr>
-              <w:pStyle w:val="Normal"/>
-              <w:spacing w:before="0" w:after="20"/>
-              <w:rPr/>
-            </w:pPr>
-            <w:r>
-              <w:rPr>
-                <w:rFonts w:eastAsia="Times New Roman" w:cs="Times New Roman"/>
-                <w:b w:val="false"/>
-                <w:bCs w:val="false"/>
-                <w:color w:val="58595B"/>
-                <w:sz w:val="19"/>
-                <w:szCs w:val="19"/>
-              </w:rPr>
-              <w:t>KPI values</w:t>
-            </w:r>
-          </w:p>
-        </w:tc>
-        <w:tc>
-          <w:tcPr>
-            <w:tcW w:w="2901" w:type="dxa"/>
-            <w:tcBorders>
-              <w:top w:val="single" w:sz="4" w:space="0" w:color="E3E3E4"/>
-              <w:left w:val="single" w:sz="4" w:space="0" w:color="E3E3E4"/>
-              <w:bottom w:val="single" w:sz="4" w:space="0" w:color="E3E3E4"/>
-              <w:right w:val="single" w:sz="4" w:space="0" w:color="E3E3E4"/>
-            </w:tcBorders>
-            <w:shd w:color="auto" w:fill="F2F2F3" w:val="clear"/>
-          </w:tcPr>
-          <w:p>
-            <w:pPr>
-              <w:pStyle w:val="Normal"/>
-              <w:spacing w:before="0" w:after="20"/>
-              <w:rPr/>
-            </w:pPr>
-            <w:r>
-              <w:rPr>
-                <w:rFonts w:eastAsia="Times New Roman" w:cs="Times New Roman"/>
-                <w:b w:val="false"/>
-                <w:bCs w:val="false"/>
-                <w:color w:val="58595B"/>
-                <w:sz w:val="19"/>
-                <w:szCs w:val="19"/>
-              </w:rPr>
-              <w:t>Orange Deep, large and bold</w:t>
-            </w:r>
-          </w:p>
-        </w:tc>
-        <w:tc>
-          <w:tcPr>
-            <w:tcW w:w="3846" w:type="dxa"/>
-            <w:tcBorders>
-              <w:top w:val="single" w:sz="4" w:space="0" w:color="E3E3E4"/>
-              <w:left w:val="single" w:sz="4" w:space="0" w:color="E3E3E4"/>
-              <w:bottom w:val="single" w:sz="4" w:space="0" w:color="E3E3E4"/>
-              <w:right w:val="single" w:sz="4" w:space="0" w:color="E3E3E4"/>
-            </w:tcBorders>
-            <w:shd w:color="auto" w:fill="F2F2F3" w:val="clear"/>
-          </w:tcPr>
-          <w:p>
-            <w:pPr>
-              <w:pStyle w:val="Normal"/>
-              <w:spacing w:before="0" w:after="20"/>
-              <w:rPr/>
-            </w:pPr>
-            <w:r>
-              <w:rPr>
-                <w:rFonts w:eastAsia="Times New Roman" w:cs="Times New Roman"/>
-                <w:b w:val="false"/>
-                <w:bCs w:val="false"/>
-                <w:color w:val="58595B"/>
-                <w:sz w:val="19"/>
-                <w:szCs w:val="19"/>
-              </w:rPr>
-              <w:t>Chart rule for key numbers (large text only)</w:t>
+            <w:tcW w:w="2699" w:type="dxa"/>
+            <w:tcBorders>
+              <w:top w:val="single" w:sz="4" w:space="0" w:color="E3E3E4"/>
+              <w:left w:val="single" w:sz="4" w:space="0" w:color="E3E3E4"/>
+              <w:bottom w:val="single" w:sz="4" w:space="0" w:color="E3E3E4"/>
+              <w:right w:val="single" w:sz="4" w:space="0" w:color="E3E3E4"/>
+            </w:tcBorders>
+            <w:shd w:color="auto" w:fill="F2F2F3" w:val="clear"/>
+          </w:tcPr>
+          <w:p>
+            <w:pPr>
+              <w:pStyle w:val="Normal"/>
+              <w:spacing w:before="0" w:after="20"/>
+              <w:rPr/>
+            </w:pPr>
+            <w:r>
+              <w:rPr>
+                <w:rFonts w:eastAsia="Times New Roman" w:cs="Times New Roman"/>
+                <w:b w:val="false"/>
+                <w:bCs w:val="false"/>
+                <w:color w:val="58595B"/>
+                <w:sz w:val="19"/>
+                <w:szCs w:val="19"/>
+              </w:rPr>
+              <w:t>Typography</w:t>
+            </w:r>
+          </w:p>
+        </w:tc>
+        <w:tc>
+          <w:tcPr>
+            <w:tcW w:w="3600" w:type="dxa"/>
+            <w:tcBorders>
+              <w:top w:val="single" w:sz="4" w:space="0" w:color="E3E3E4"/>
+              <w:left w:val="single" w:sz="4" w:space="0" w:color="E3E3E4"/>
+              <w:bottom w:val="single" w:sz="4" w:space="0" w:color="E3E3E4"/>
+              <w:right w:val="single" w:sz="4" w:space="0" w:color="E3E3E4"/>
+            </w:tcBorders>
+            <w:shd w:color="auto" w:fill="F2F2F3" w:val="clear"/>
+          </w:tcPr>
+          <w:p>
+            <w:pPr>
+              <w:pStyle w:val="Normal"/>
+              <w:spacing w:before="0" w:after="20"/>
+              <w:rPr/>
+            </w:pPr>
+            <w:r>
+              <w:rPr>
+                <w:rFonts w:eastAsia="Times New Roman" w:cs="Times New Roman"/>
+                <w:b w:val="false"/>
+                <w:bCs w:val="false"/>
+                <w:color w:val="58595B"/>
+                <w:sz w:val="19"/>
+                <w:szCs w:val="19"/>
+              </w:rPr>
+              <w:t>Montserrat headings, Open Sans body (bundled, embedded in PDF and Word)</w:t>
+            </w:r>
+          </w:p>
+        </w:tc>
+        <w:tc>
+          <w:tcPr>
+            <w:tcW w:w="3447" w:type="dxa"/>
+            <w:tcBorders>
+              <w:top w:val="single" w:sz="4" w:space="0" w:color="E3E3E4"/>
+              <w:left w:val="single" w:sz="4" w:space="0" w:color="E3E3E4"/>
+              <w:bottom w:val="single" w:sz="4" w:space="0" w:color="E3E3E4"/>
+              <w:right w:val="single" w:sz="4" w:space="0" w:color="E3E3E4"/>
+            </w:tcBorders>
+            <w:shd w:color="auto" w:fill="F2F2F3" w:val="clear"/>
+          </w:tcPr>
+          <w:p>
+            <w:pPr>
+              <w:pStyle w:val="Normal"/>
+              <w:spacing w:before="0" w:after="20"/>
+              <w:rPr/>
+            </w:pPr>
+            <w:r>
+              <w:rPr>
+                <w:rFonts w:eastAsia="Times New Roman" w:cs="Times New Roman"/>
+                <w:b w:val="false"/>
+                <w:bCs w:val="false"/>
+                <w:color w:val="58595B"/>
+                <w:sz w:val="19"/>
+                <w:szCs w:val="19"/>
+              </w:rPr>
+              <w:t>Application and generated documents</w:t>
             </w:r>
           </w:p>
         </w:tc>
@@ -13728,91 +13728,91 @@
         </w:trPr>
         <w:tc>
           <w:tcPr>
-            <w:tcW w:w="2999" w:type="dxa"/>
-            <w:tcBorders>
-              <w:top w:val="single" w:sz="4" w:space="0" w:color="E3E3E4"/>
-              <w:left w:val="single" w:sz="4" w:space="0" w:color="E3E3E4"/>
-              <w:bottom w:val="single" w:sz="4" w:space="0" w:color="E3E3E4"/>
-              <w:right w:val="single" w:sz="4" w:space="0" w:color="E3E3E4"/>
-            </w:tcBorders>
-            <w:shd w:color="auto" w:fill="FFFFFF" w:val="clear"/>
-          </w:tcPr>
-          <w:p>
-            <w:pPr>
-              <w:pStyle w:val="Normal"/>
-              <w:spacing w:before="0" w:after="20"/>
-              <w:rPr/>
-            </w:pPr>
-            <w:r>
-              <w:rPr>
-                <w:rFonts w:eastAsia="Times New Roman" w:cs="Times New Roman"/>
-                <w:b w:val="false"/>
-                <w:bCs w:val="false"/>
-                <w:color w:val="58595B"/>
-                <w:sz w:val="19"/>
-                <w:szCs w:val="19"/>
-              </w:rPr>
-              <w:t>Small text</w:t>
-            </w:r>
-          </w:p>
-        </w:tc>
-        <w:tc>
-          <w:tcPr>
-            <w:tcW w:w="2901" w:type="dxa"/>
-            <w:tcBorders>
-              <w:top w:val="single" w:sz="4" w:space="0" w:color="E3E3E4"/>
-              <w:left w:val="single" w:sz="4" w:space="0" w:color="E3E3E4"/>
-              <w:bottom w:val="single" w:sz="4" w:space="0" w:color="E3E3E4"/>
-              <w:right w:val="single" w:sz="4" w:space="0" w:color="E3E3E4"/>
-            </w:tcBorders>
-            <w:shd w:color="auto" w:fill="FFFFFF" w:val="clear"/>
-          </w:tcPr>
-          <w:p>
-            <w:pPr>
-              <w:pStyle w:val="Normal"/>
-              <w:spacing w:before="0" w:after="20"/>
-              <w:rPr/>
-            </w:pPr>
-            <w:r>
-              <w:rPr>
-                <w:rFonts w:eastAsia="Times New Roman" w:cs="Times New Roman"/>
-                <w:b w:val="false"/>
-                <w:bCs w:val="false"/>
-                <w:color w:val="58595B"/>
-                <w:sz w:val="19"/>
-                <w:szCs w:val="19"/>
-              </w:rPr>
-              <w:t>Ink or Navy only</w:t>
-            </w:r>
-          </w:p>
-        </w:tc>
-        <w:tc>
-          <w:tcPr>
-            <w:tcW w:w="3846" w:type="dxa"/>
-            <w:tcBorders>
-              <w:top w:val="single" w:sz="4" w:space="0" w:color="E3E3E4"/>
-              <w:left w:val="single" w:sz="4" w:space="0" w:color="E3E3E4"/>
-              <w:bottom w:val="single" w:sz="4" w:space="0" w:color="E3E3E4"/>
-              <w:right w:val="single" w:sz="4" w:space="0" w:color="E3E3E4"/>
-            </w:tcBorders>
-            <w:shd w:color="auto" w:fill="FFFFFF" w:val="clear"/>
-          </w:tcPr>
-          <w:p>
-            <w:pPr>
-              <w:pStyle w:val="Normal"/>
-              <w:spacing w:before="0" w:after="20"/>
-              <w:rPr/>
-            </w:pPr>
-            <w:r>
-              <w:rPr>
-                <w:rFonts w:eastAsia="Times New Roman" w:cs="Times New Roman"/>
-                <w:b w:val="false"/>
-                <w:bCs w:val="false"/>
-                <w:color w:val="58595B"/>
-                <w:sz w:val="19"/>
-                <w:szCs w:val="19"/>
-              </w:rPr>
-              <w:t>No orange for small text (request)</w:t>
+            <w:tcW w:w="2699" w:type="dxa"/>
+            <w:tcBorders>
+              <w:top w:val="single" w:sz="4" w:space="0" w:color="E3E3E4"/>
+              <w:left w:val="single" w:sz="4" w:space="0" w:color="E3E3E4"/>
+              <w:bottom w:val="single" w:sz="4" w:space="0" w:color="E3E3E4"/>
+              <w:right w:val="single" w:sz="4" w:space="0" w:color="E3E3E4"/>
+            </w:tcBorders>
+            <w:shd w:color="auto" w:fill="FFFFFF" w:val="clear"/>
+          </w:tcPr>
+          <w:p>
+            <w:pPr>
+              <w:pStyle w:val="Normal"/>
+              <w:spacing w:before="0" w:after="20"/>
+              <w:rPr/>
+            </w:pPr>
+            <w:r>
+              <w:rPr>
+                <w:rFonts w:eastAsia="Times New Roman" w:cs="Times New Roman"/>
+                <w:b w:val="false"/>
+                <w:bCs w:val="false"/>
+                <w:color w:val="58595B"/>
+                <w:sz w:val="19"/>
+                <w:szCs w:val="19"/>
+              </w:rPr>
+              <w:t>Logos (NFR-DA-VDS-19)</w:t>
+            </w:r>
+          </w:p>
+        </w:tc>
+        <w:tc>
+          <w:tcPr>
+            <w:tcW w:w="3600" w:type="dxa"/>
+            <w:tcBorders>
+              <w:top w:val="single" w:sz="4" w:space="0" w:color="E3E3E4"/>
+              <w:left w:val="single" w:sz="4" w:space="0" w:color="E3E3E4"/>
+              <w:bottom w:val="single" w:sz="4" w:space="0" w:color="E3E3E4"/>
+              <w:right w:val="single" w:sz="4" w:space="0" w:color="E3E3E4"/>
+            </w:tcBorders>
+            <w:shd w:color="auto" w:fill="FFFFFF" w:val="clear"/>
+          </w:tcPr>
+          <w:p>
+            <w:pPr>
+              <w:pStyle w:val="Normal"/>
+              <w:spacing w:before="0" w:after="20"/>
+              <w:rPr/>
+            </w:pPr>
+            <w:r>
+              <w:rPr>
+                <w:rFonts w:eastAsia="Times New Roman" w:cs="Times New Roman"/>
+                <w:b w:val="false"/>
+                <w:bCs w:val="false"/>
+                <w:color w:val="58595B"/>
+                <w:sz w:val="19"/>
+                <w:szCs w:val="19"/>
+              </w:rPr>
+              <w:t>CortexSkills lockup in the 64 px top bar (≥ 150 px), sign-in and response pages, document headers (35 mm); icon for favicon; AI Value lockup on sign-in, navigation and document covers</w:t>
+            </w:r>
+          </w:p>
+        </w:tc>
+        <w:tc>
+          <w:tcPr>
+            <w:tcW w:w="3447" w:type="dxa"/>
+            <w:tcBorders>
+              <w:top w:val="single" w:sz="4" w:space="0" w:color="E3E3E4"/>
+              <w:left w:val="single" w:sz="4" w:space="0" w:color="E3E3E4"/>
+              <w:bottom w:val="single" w:sz="4" w:space="0" w:color="E3E3E4"/>
+              <w:right w:val="single" w:sz="4" w:space="0" w:color="E3E3E4"/>
+            </w:tcBorders>
+            <w:shd w:color="auto" w:fill="FFFFFF" w:val="clear"/>
+          </w:tcPr>
+          <w:p>
+            <w:pPr>
+              <w:pStyle w:val="Normal"/>
+              <w:spacing w:before="0" w:after="20"/>
+              <w:rPr/>
+            </w:pPr>
+            <w:r>
+              <w:rPr>
+                <w:rFonts w:eastAsia="Times New Roman" w:cs="Times New Roman"/>
+                <w:b w:val="false"/>
+                <w:bCs w:val="false"/>
+                <w:color w:val="58595B"/>
+                <w:sz w:val="19"/>
+                <w:szCs w:val="19"/>
+              </w:rPr>
+              <w:t>Never recolored, stretched or shadowed</w:t>
             </w:r>
           </w:p>
         </w:tc>
@@ -13823,91 +13823,186 @@
         </w:trPr>
         <w:tc>
           <w:tcPr>
-            <w:tcW w:w="2999" w:type="dxa"/>
-            <w:tcBorders>
-              <w:top w:val="single" w:sz="4" w:space="0" w:color="E3E3E4"/>
-              <w:left w:val="single" w:sz="4" w:space="0" w:color="E3E3E4"/>
-              <w:bottom w:val="single" w:sz="4" w:space="0" w:color="E3E3E4"/>
-              <w:right w:val="single" w:sz="4" w:space="0" w:color="E3E3E4"/>
-            </w:tcBorders>
-            <w:shd w:color="auto" w:fill="F2F2F3" w:val="clear"/>
-          </w:tcPr>
-          <w:p>
-            <w:pPr>
-              <w:pStyle w:val="Normal"/>
-              <w:spacing w:before="0" w:after="20"/>
-              <w:rPr/>
-            </w:pPr>
-            <w:r>
-              <w:rPr>
-                <w:rFonts w:eastAsia="Times New Roman" w:cs="Times New Roman"/>
-                <w:b w:val="false"/>
-                <w:bCs w:val="false"/>
-                <w:color w:val="58595B"/>
-                <w:sz w:val="19"/>
-                <w:szCs w:val="19"/>
-              </w:rPr>
-              <w:t>Logo</w:t>
-            </w:r>
-          </w:p>
-        </w:tc>
-        <w:tc>
-          <w:tcPr>
-            <w:tcW w:w="2901" w:type="dxa"/>
-            <w:tcBorders>
-              <w:top w:val="single" w:sz="4" w:space="0" w:color="E3E3E4"/>
-              <w:left w:val="single" w:sz="4" w:space="0" w:color="E3E3E4"/>
-              <w:bottom w:val="single" w:sz="4" w:space="0" w:color="E3E3E4"/>
-              <w:right w:val="single" w:sz="4" w:space="0" w:color="E3E3E4"/>
-            </w:tcBorders>
-            <w:shd w:color="auto" w:fill="F2F2F3" w:val="clear"/>
-          </w:tcPr>
-          <w:p>
-            <w:pPr>
-              <w:pStyle w:val="Normal"/>
-              <w:spacing w:before="0" w:after="20"/>
-              <w:rPr/>
-            </w:pPr>
-            <w:r>
-              <w:rPr>
-                <w:rFonts w:eastAsia="Times New Roman" w:cs="Times New Roman"/>
-                <w:b w:val="false"/>
-                <w:bCs w:val="false"/>
-                <w:color w:val="58595B"/>
-                <w:sz w:val="19"/>
-                <w:szCs w:val="19"/>
-              </w:rPr>
-              <w:t>Application wordmark only</w:t>
-            </w:r>
-          </w:p>
-        </w:tc>
-        <w:tc>
-          <w:tcPr>
-            <w:tcW w:w="3846" w:type="dxa"/>
-            <w:tcBorders>
-              <w:top w:val="single" w:sz="4" w:space="0" w:color="E3E3E4"/>
-              <w:left w:val="single" w:sz="4" w:space="0" w:color="E3E3E4"/>
-              <w:bottom w:val="single" w:sz="4" w:space="0" w:color="E3E3E4"/>
-              <w:right w:val="single" w:sz="4" w:space="0" w:color="E3E3E4"/>
-            </w:tcBorders>
-            <w:shd w:color="auto" w:fill="F2F2F3" w:val="clear"/>
-          </w:tcPr>
-          <w:p>
-            <w:pPr>
-              <w:pStyle w:val="Normal"/>
-              <w:spacing w:before="0" w:after="20"/>
-              <w:rPr/>
-            </w:pPr>
-            <w:r>
-              <w:rPr>
-                <w:rFonts w:eastAsia="Times New Roman" w:cs="Times New Roman"/>
-                <w:b w:val="false"/>
-                <w:bCs w:val="false"/>
-                <w:color w:val="58595B"/>
-                <w:sz w:val="19"/>
-                <w:szCs w:val="19"/>
-              </w:rPr>
-              <w:t>The application does not mention the consulting firm (request)</w:t>
+            <w:tcW w:w="2699" w:type="dxa"/>
+            <w:tcBorders>
+              <w:top w:val="single" w:sz="4" w:space="0" w:color="E3E3E4"/>
+              <w:left w:val="single" w:sz="4" w:space="0" w:color="E3E3E4"/>
+              <w:bottom w:val="single" w:sz="4" w:space="0" w:color="E3E3E4"/>
+              <w:right w:val="single" w:sz="4" w:space="0" w:color="E3E3E4"/>
+            </w:tcBorders>
+            <w:shd w:color="auto" w:fill="F2F2F3" w:val="clear"/>
+          </w:tcPr>
+          <w:p>
+            <w:pPr>
+              <w:pStyle w:val="Normal"/>
+              <w:spacing w:before="0" w:after="20"/>
+              <w:rPr/>
+            </w:pPr>
+            <w:r>
+              <w:rPr>
+                <w:rFonts w:eastAsia="Times New Roman" w:cs="Times New Roman"/>
+                <w:b w:val="false"/>
+                <w:bCs w:val="false"/>
+                <w:color w:val="58595B"/>
+                <w:sz w:val="19"/>
+                <w:szCs w:val="19"/>
+              </w:rPr>
+              <w:t>Generated documents (NFR-DA-VDS-20)</w:t>
+            </w:r>
+          </w:p>
+        </w:tc>
+        <w:tc>
+          <w:tcPr>
+            <w:tcW w:w="3600" w:type="dxa"/>
+            <w:tcBorders>
+              <w:top w:val="single" w:sz="4" w:space="0" w:color="E3E3E4"/>
+              <w:left w:val="single" w:sz="4" w:space="0" w:color="E3E3E4"/>
+              <w:bottom w:val="single" w:sz="4" w:space="0" w:color="E3E3E4"/>
+              <w:right w:val="single" w:sz="4" w:space="0" w:color="E3E3E4"/>
+            </w:tcBorders>
+            <w:shd w:color="auto" w:fill="F2F2F3" w:val="clear"/>
+          </w:tcPr>
+          <w:p>
+            <w:pPr>
+              <w:pStyle w:val="Normal"/>
+              <w:spacing w:before="0" w:after="20"/>
+              <w:rPr/>
+            </w:pPr>
+            <w:r>
+              <w:rPr>
+                <w:rFonts w:eastAsia="Times New Roman" w:cs="Times New Roman"/>
+                <w:b w:val="false"/>
+                <w:bCs w:val="false"/>
+                <w:color w:val="58595B"/>
+                <w:sz w:val="19"/>
+                <w:szCs w:val="19"/>
+              </w:rPr>
+              <w:t>Open Sans 11 pt Ink, Montserrat Navy headings, Navy table header rows, alternating White and Background rows, 2 cm margins, A4 default and Letter option</w:t>
+            </w:r>
+          </w:p>
+        </w:tc>
+        <w:tc>
+          <w:tcPr>
+            <w:tcW w:w="3447" w:type="dxa"/>
+            <w:tcBorders>
+              <w:top w:val="single" w:sz="4" w:space="0" w:color="E3E3E4"/>
+              <w:left w:val="single" w:sz="4" w:space="0" w:color="E3E3E4"/>
+              <w:bottom w:val="single" w:sz="4" w:space="0" w:color="E3E3E4"/>
+              <w:right w:val="single" w:sz="4" w:space="0" w:color="E3E3E4"/>
+            </w:tcBorders>
+            <w:shd w:color="auto" w:fill="F2F2F3" w:val="clear"/>
+          </w:tcPr>
+          <w:p>
+            <w:pPr>
+              <w:pStyle w:val="Normal"/>
+              <w:spacing w:before="0" w:after="20"/>
+              <w:rPr/>
+            </w:pPr>
+            <w:r>
+              <w:rPr>
+                <w:rFonts w:eastAsia="Times New Roman" w:cs="Times New Roman"/>
+                <w:b w:val="false"/>
+                <w:bCs w:val="false"/>
+                <w:color w:val="58595B"/>
+                <w:sz w:val="19"/>
+                <w:szCs w:val="19"/>
+              </w:rPr>
+              <w:t>Word, PDF, Excel</w:t>
+            </w:r>
+          </w:p>
+        </w:tc>
+      </w:tr>
+      <w:tr>
+        <w:trPr>
+          <w:cantSplit w:val="true"/>
+        </w:trPr>
+        <w:tc>
+          <w:tcPr>
+            <w:tcW w:w="2699" w:type="dxa"/>
+            <w:tcBorders>
+              <w:top w:val="single" w:sz="4" w:space="0" w:color="E3E3E4"/>
+              <w:left w:val="single" w:sz="4" w:space="0" w:color="E3E3E4"/>
+              <w:bottom w:val="single" w:sz="4" w:space="0" w:color="E3E3E4"/>
+              <w:right w:val="single" w:sz="4" w:space="0" w:color="E3E3E4"/>
+            </w:tcBorders>
+            <w:shd w:color="auto" w:fill="FFFFFF" w:val="clear"/>
+          </w:tcPr>
+          <w:p>
+            <w:pPr>
+              <w:pStyle w:val="Normal"/>
+              <w:spacing w:before="0" w:after="20"/>
+              <w:rPr/>
+            </w:pPr>
+            <w:r>
+              <w:rPr>
+                <w:rFonts w:eastAsia="Times New Roman" w:cs="Times New Roman"/>
+                <w:b w:val="false"/>
+                <w:bCs w:val="false"/>
+                <w:color w:val="58595B"/>
+                <w:sz w:val="19"/>
+                <w:szCs w:val="19"/>
+              </w:rPr>
+              <w:t>Known gap</w:t>
+            </w:r>
+          </w:p>
+        </w:tc>
+        <w:tc>
+          <w:tcPr>
+            <w:tcW w:w="3600" w:type="dxa"/>
+            <w:tcBorders>
+              <w:top w:val="single" w:sz="4" w:space="0" w:color="E3E3E4"/>
+              <w:left w:val="single" w:sz="4" w:space="0" w:color="E3E3E4"/>
+              <w:bottom w:val="single" w:sz="4" w:space="0" w:color="E3E3E4"/>
+              <w:right w:val="single" w:sz="4" w:space="0" w:color="E3E3E4"/>
+            </w:tcBorders>
+            <w:shd w:color="auto" w:fill="FFFFFF" w:val="clear"/>
+          </w:tcPr>
+          <w:p>
+            <w:pPr>
+              <w:pStyle w:val="Normal"/>
+              <w:spacing w:before="0" w:after="20"/>
+              <w:rPr/>
+            </w:pPr>
+            <w:r>
+              <w:rPr>
+                <w:rFonts w:eastAsia="Times New Roman" w:cs="Times New Roman"/>
+                <w:b w:val="false"/>
+                <w:bCs w:val="false"/>
+                <w:color w:val="58595B"/>
+                <w:sz w:val="19"/>
+                <w:szCs w:val="19"/>
+              </w:rPr>
+              <w:t>Logo artwork supplied as raster images</w:t>
+            </w:r>
+          </w:p>
+        </w:tc>
+        <w:tc>
+          <w:tcPr>
+            <w:tcW w:w="3447" w:type="dxa"/>
+            <w:tcBorders>
+              <w:top w:val="single" w:sz="4" w:space="0" w:color="E3E3E4"/>
+              <w:left w:val="single" w:sz="4" w:space="0" w:color="E3E3E4"/>
+              <w:bottom w:val="single" w:sz="4" w:space="0" w:color="E3E3E4"/>
+              <w:right w:val="single" w:sz="4" w:space="0" w:color="E3E3E4"/>
+            </w:tcBorders>
+            <w:shd w:color="auto" w:fill="FFFFFF" w:val="clear"/>
+          </w:tcPr>
+          <w:p>
+            <w:pPr>
+              <w:pStyle w:val="Normal"/>
+              <w:spacing w:before="0" w:after="20"/>
+              <w:rPr/>
+            </w:pPr>
+            <w:r>
+              <w:rPr>
+                <w:rFonts w:eastAsia="Times New Roman" w:cs="Times New Roman"/>
+                <w:b w:val="false"/>
+                <w:bCs w:val="false"/>
+                <w:color w:val="58595B"/>
+                <w:sz w:val="19"/>
+                <w:szCs w:val="19"/>
+              </w:rPr>
+              <w:t>The logo is placed at 300 dpi until vector artwork (SVG or EPS) is provided (NFR-DA-VDS-20 partial)</w:t>
             </w:r>
           </w:p>
         </w:tc>
@@ -13925,7 +14020,7 @@
       <w:r>
         <w:br w:type="page"/>
       </w:r>
-      <w:bookmarkStart w:id="15" w:name="__RefHeading___Toc2350_2696492659"/>
+      <w:bookmarkStart w:id="15" w:name="__RefHeading___Toc166843_2904896170"/>
       <w:bookmarkEnd w:id="15"/>
       <w:r>
         <w:rPr>
@@ -16000,7 +16095,7 @@
                 <w:sz w:val="19"/>
                 <w:szCs w:val="19"/>
               </w:rPr>
-              <w:t>NFR-DA-UX-06</w:t>
+              <w:t>NFR-DA-UX-10</w:t>
             </w:r>
           </w:p>
         </w:tc>
@@ -16013,24 +16108,24 @@
               <w:bottom w:val="single" w:sz="4" w:space="0" w:color="E3E3E4"/>
               <w:right w:val="single" w:sz="4" w:space="0" w:color="E3E3E4"/>
             </w:tcBorders>
-            <w:shd w:color="auto" w:fill="FBE0B5" w:val="clear"/>
-          </w:tcPr>
-          <w:p>
-            <w:pPr>
-              <w:pStyle w:val="Normal"/>
-              <w:spacing w:before="0" w:after="20"/>
-              <w:rPr/>
-            </w:pPr>
-            <w:r>
-              <w:rPr>
-                <w:rFonts w:eastAsia="Times New Roman" w:cs="Times New Roman"/>
-                <w:b w:val="false"/>
-                <w:bCs w:val="false"/>
-                <w:color w:val="58595B"/>
-                <w:sz w:val="19"/>
-                <w:szCs w:val="19"/>
-              </w:rPr>
-              <w:t>Partial</w:t>
+            <w:shd w:color="auto" w:fill="FFF3B0" w:val="clear"/>
+          </w:tcPr>
+          <w:p>
+            <w:pPr>
+              <w:pStyle w:val="Normal"/>
+              <w:spacing w:before="0" w:after="20"/>
+              <w:rPr/>
+            </w:pPr>
+            <w:r>
+              <w:rPr>
+                <w:rFonts w:eastAsia="Times New Roman" w:cs="Times New Roman"/>
+                <w:b w:val="false"/>
+                <w:bCs w:val="false"/>
+                <w:color w:val="58595B"/>
+                <w:sz w:val="19"/>
+                <w:szCs w:val="19"/>
+              </w:rPr>
+              <w:t>Deployment responsibility</w:t>
             </w:r>
           </w:p>
         </w:tc>
@@ -16060,7 +16155,7 @@
                 <w:sz w:val="19"/>
                 <w:szCs w:val="19"/>
               </w:rPr>
-              <w:t>Brand-mandated white text on the primary orange and orange key figures are kept as the visual identity requires; body text uses grey tones that pass AA.</w:t>
+              <w:t>Target for the production hosting (sizing, uptime, encryption at rest, residency).</w:t>
             </w:r>
           </w:p>
         </w:tc>
@@ -16095,7 +16190,7 @@
                 <w:sz w:val="19"/>
                 <w:szCs w:val="19"/>
               </w:rPr>
-              <w:t>NFR-DA-UX-10</w:t>
+              <w:t>NFR-DA-VDS-20</w:t>
             </w:r>
           </w:p>
         </w:tc>
@@ -16108,24 +16203,24 @@
               <w:bottom w:val="single" w:sz="4" w:space="0" w:color="E3E3E4"/>
               <w:right w:val="single" w:sz="4" w:space="0" w:color="E3E3E4"/>
             </w:tcBorders>
-            <w:shd w:color="auto" w:fill="FFF3B0" w:val="clear"/>
-          </w:tcPr>
-          <w:p>
-            <w:pPr>
-              <w:pStyle w:val="Normal"/>
-              <w:spacing w:before="0" w:after="20"/>
-              <w:rPr/>
-            </w:pPr>
-            <w:r>
-              <w:rPr>
-                <w:rFonts w:eastAsia="Times New Roman" w:cs="Times New Roman"/>
-                <w:b w:val="false"/>
-                <w:bCs w:val="false"/>
-                <w:color w:val="58595B"/>
-                <w:sz w:val="19"/>
-                <w:szCs w:val="19"/>
-              </w:rPr>
-              <w:t>Deployment responsibility</w:t>
+            <w:shd w:color="auto" w:fill="FBE0B5" w:val="clear"/>
+          </w:tcPr>
+          <w:p>
+            <w:pPr>
+              <w:pStyle w:val="Normal"/>
+              <w:spacing w:before="0" w:after="20"/>
+              <w:rPr/>
+            </w:pPr>
+            <w:r>
+              <w:rPr>
+                <w:rFonts w:eastAsia="Times New Roman" w:cs="Times New Roman"/>
+                <w:b w:val="false"/>
+                <w:bCs w:val="false"/>
+                <w:color w:val="58595B"/>
+                <w:sz w:val="19"/>
+                <w:szCs w:val="19"/>
+              </w:rPr>
+              <w:t>Partial</w:t>
             </w:r>
           </w:p>
         </w:tc>
@@ -16155,7 +16250,7 @@
                 <w:sz w:val="19"/>
                 <w:szCs w:val="19"/>
               </w:rPr>
-              <w:t>Target for the production hosting (sizing, uptime, encryption at rest, residency).</w:t>
+              <w:t>Word, PDF and Excel exports use Open Sans 11 pt Ink body, Montserrat Navy headings, Navy table header rows, alternating White and Background rows, 2 cm margins, A4 by default and Letter as an option; fonts are embedded in Word and PDF; spreadsheets use the Status Scale only (server/src/services/brand.js, docexport.js). The logo files supplied are raster images, so the logo is placed as a high-resolution bitmap until vector artwork is provided.</w:t>
             </w:r>
           </w:p>
         </w:tc>
@@ -16178,7 +16273,7 @@
         <w:spacing w:before="280" w:after="120"/>
         <w:rPr/>
       </w:pPr>
-      <w:bookmarkStart w:id="16" w:name="__RefHeading___Toc2352_2696492659"/>
+      <w:bookmarkStart w:id="16" w:name="__RefHeading___Toc166845_2904896170"/>
       <w:bookmarkEnd w:id="16"/>
       <w:r>
         <w:rPr>
@@ -23552,7 +23647,7 @@
                 <w:sz w:val="19"/>
                 <w:szCs w:val="19"/>
               </w:rPr>
-              <w:t>17</w:t>
+              <w:t>18</w:t>
             </w:r>
           </w:p>
         </w:tc>
@@ -23582,7 +23677,7 @@
                 <w:sz w:val="19"/>
                 <w:szCs w:val="19"/>
               </w:rPr>
-              <w:t>2</w:t>
+              <w:t>1</w:t>
             </w:r>
           </w:p>
         </w:tc>
@@ -23927,7 +24022,7 @@
                 <w:sz w:val="19"/>
                 <w:szCs w:val="19"/>
               </w:rPr>
-              <w:t>21</w:t>
+              <w:t>20</w:t>
             </w:r>
           </w:p>
         </w:tc>
@@ -23957,7 +24052,7 @@
                 <w:sz w:val="19"/>
                 <w:szCs w:val="19"/>
               </w:rPr>
-              <w:t>0</w:t>
+              <w:t>1</w:t>
             </w:r>
           </w:p>
         </w:tc>
